--- a/gaphor/ui/utils/载人空间站用半导体分立器件CYSR3015C型硅肖特基二极管应用指南_zyh最终修订版.docx
+++ b/gaphor/ui/utils/载人空间站用半导体分立器件CYSR3015C型硅肖特基二极管应用指南_zyh最终修订版.docx
@@ -32,11 +32,19 @@
       <w:r>
         <w:t xml:space="preserve">CYSR3015C </w:t>
       </w:r>
+      <w:proofErr w:type="gramStart"/>
       <w:r>
         <w:rPr>
           <w:rFonts w:hint="eastAsia"/>
         </w:rPr>
-        <w:t>型硅肖特基二极管</w:t>
+        <w:t>型硅肖特</w:t>
+      </w:r>
+      <w:proofErr w:type="gramEnd"/>
+      <w:r>
+        <w:rPr>
+          <w:rFonts w:hint="eastAsia"/>
+        </w:rPr>
+        <w:t>基二极管</w:t>
       </w:r>
       <w:r>
         <w:br/>
@@ -260,11 +268,19 @@
         </w:rPr>
         <w:t>CYSR3015C</w:t>
       </w:r>
+      <w:proofErr w:type="gramStart"/>
       <w:r>
         <w:rPr>
           <w:rFonts w:hint="eastAsia"/>
         </w:rPr>
-        <w:t>型硅肖特基二极管应用指南</w:t>
+        <w:t>型硅肖特</w:t>
+      </w:r>
+      <w:proofErr w:type="gramEnd"/>
+      <w:r>
+        <w:rPr>
+          <w:rFonts w:hint="eastAsia"/>
+        </w:rPr>
+        <w:t>基二极管应用指南</w:t>
       </w:r>
     </w:p>
     <w:p>
@@ -300,11 +316,19 @@
         </w:rPr>
         <w:t>CYSR3015C</w:t>
       </w:r>
+      <w:proofErr w:type="gramStart"/>
       <w:r>
         <w:rPr>
           <w:rFonts w:hint="eastAsia"/>
         </w:rPr>
-        <w:t>型硅肖特基二极管（以下简称器件）的封装外形尺寸、电参数特性、极限环境数据、可靠性、抗辐射特性、应用要求和典型应用、包装、贮存和运输要求等进行了详细说明。</w:t>
+        <w:t>型硅肖特</w:t>
+      </w:r>
+      <w:proofErr w:type="gramEnd"/>
+      <w:r>
+        <w:rPr>
+          <w:rFonts w:hint="eastAsia"/>
+        </w:rPr>
+        <w:t>基二极管（以下简称器件）的封装外形尺寸、电参数特性、极限环境数据、可靠性、抗辐射特性、应用要求和典型应用、包装、贮存和运输要求等进行了详细说明。</w:t>
       </w:r>
     </w:p>
     <w:p>
@@ -324,11 +348,19 @@
         </w:rPr>
         <w:t>CYSR3015C</w:t>
       </w:r>
+      <w:proofErr w:type="gramStart"/>
       <w:r>
         <w:rPr>
           <w:rFonts w:hint="eastAsia"/>
         </w:rPr>
-        <w:t>型硅肖特基二极管的工程应用。</w:t>
+        <w:t>型硅肖特</w:t>
+      </w:r>
+      <w:proofErr w:type="gramEnd"/>
+      <w:r>
+        <w:rPr>
+          <w:rFonts w:hint="eastAsia"/>
+        </w:rPr>
+        <w:t>基二极管的工程应用。</w:t>
       </w:r>
     </w:p>
     <w:p>
@@ -475,11 +507,19 @@
         </w:rPr>
         <w:t>CYSR3015C</w:t>
       </w:r>
+      <w:proofErr w:type="gramStart"/>
       <w:r>
         <w:rPr>
           <w:rFonts w:hint="eastAsia"/>
         </w:rPr>
-        <w:t>型硅肖特基二极管采购规范</w:t>
+        <w:t>型硅肖特</w:t>
+      </w:r>
+      <w:proofErr w:type="gramEnd"/>
+      <w:r>
+        <w:rPr>
+          <w:rFonts w:hint="eastAsia"/>
+        </w:rPr>
+        <w:t>基二极管采购规范</w:t>
       </w:r>
     </w:p>
     <w:p>
@@ -572,11 +612,19 @@
         </w:rPr>
         <w:t>CRSR3015C</w:t>
       </w:r>
+      <w:proofErr w:type="gramStart"/>
       <w:r>
         <w:rPr>
           <w:rFonts w:hint="eastAsia"/>
         </w:rPr>
-        <w:t>型硅肖特基二极管为</w:t>
+        <w:t>型硅肖特</w:t>
+      </w:r>
+      <w:proofErr w:type="gramEnd"/>
+      <w:r>
+        <w:rPr>
+          <w:rFonts w:hint="eastAsia"/>
+        </w:rPr>
+        <w:t>基二极管为</w:t>
       </w:r>
       <w:r>
         <w:rPr>
@@ -662,7 +710,7 @@
       <w:r>
         <w:lastRenderedPageBreak/>
         <w:drawing>
-          <wp:inline distT="0" distB="0" distL="0" distR="0" wp14:anchorId="52385B3B" wp14:editId="15AA1870">
+          <wp:inline distT="0" distB="0" distL="0" distR="0" wp14:anchorId="42D77A10" wp14:editId="5F7291E0">
             <wp:extent cx="5486400" cy="6017260"/>
             <wp:effectExtent l="0" t="0" r="0" b="0"/>
             <wp:docPr id="2" name="图片 2"/>
@@ -834,7 +882,21 @@
         <w:rPr>
           <w:rFonts w:hint="eastAsia"/>
         </w:rPr>
-        <w:t>的规定。器件采用双芯片结构，芯片与管座之间采用钎焊工艺，芯片与引出端之间采用</w:t>
+        <w:t>的规定。器件采用双芯片结构，芯片与管座之间采用</w:t>
+      </w:r>
+      <w:proofErr w:type="gramStart"/>
+      <w:r>
+        <w:rPr>
+          <w:rFonts w:hint="eastAsia"/>
+        </w:rPr>
+        <w:t>钎</w:t>
+      </w:r>
+      <w:proofErr w:type="gramEnd"/>
+      <w:r>
+        <w:rPr>
+          <w:rFonts w:hint="eastAsia"/>
+        </w:rPr>
+        <w:t>焊工艺，芯片与引出端之间采用</w:t>
       </w:r>
       <w:r>
         <w:t xml:space="preserve"> </w:t>
@@ -883,7 +945,21 @@
         <w:rPr>
           <w:rFonts w:hint="eastAsia"/>
         </w:rPr>
-        <w:t>铝丝超声键合连接，引出端材料为钨铜合金，外表涂层为镀金层，镀金层厚度</w:t>
+        <w:t>铝丝超声键合连接，引出</w:t>
+      </w:r>
+      <w:proofErr w:type="gramStart"/>
+      <w:r>
+        <w:rPr>
+          <w:rFonts w:hint="eastAsia"/>
+        </w:rPr>
+        <w:t>端材料为钨铜</w:t>
+      </w:r>
+      <w:proofErr w:type="gramEnd"/>
+      <w:r>
+        <w:rPr>
+          <w:rFonts w:hint="eastAsia"/>
+        </w:rPr>
+        <w:t>合金，外表涂层为镀金层，镀金层厚度</w:t>
       </w:r>
       <w:r>
         <w:t xml:space="preserve"> </w:t>
@@ -951,7 +1027,7 @@
       </w:pPr>
       <w:r>
         <w:drawing>
-          <wp:inline distT="0" distB="0" distL="0" distR="0" wp14:anchorId="2543D84E" wp14:editId="7C864ACA">
+          <wp:inline distT="0" distB="0" distL="0" distR="0" wp14:anchorId="495324F4" wp14:editId="15BD71AB">
             <wp:extent cx="5486400" cy="1583055"/>
             <wp:effectExtent l="0" t="0" r="0" b="0"/>
             <wp:docPr id="1" name="图片 1"/>
@@ -1446,11 +1522,19 @@
             <w:pPr>
               <w:pStyle w:val="wc5"/>
             </w:pPr>
-            <w:r>
-              <w:rPr>
-                <w:rFonts w:hint="eastAsia"/>
-              </w:rPr>
-              <w:t>tp=10ms</w:t>
+            <w:proofErr w:type="spellStart"/>
+            <w:r>
+              <w:rPr>
+                <w:rFonts w:hint="eastAsia"/>
+              </w:rPr>
+              <w:t>tp</w:t>
+            </w:r>
+            <w:proofErr w:type="spellEnd"/>
+            <w:r>
+              <w:rPr>
+                <w:rFonts w:hint="eastAsia"/>
+              </w:rPr>
+              <w:t>=10ms</w:t>
             </w:r>
           </w:p>
         </w:tc>
@@ -1488,6 +1572,7 @@
             <w:pPr>
               <w:pStyle w:val="wc5"/>
             </w:pPr>
+            <w:proofErr w:type="spellStart"/>
             <w:r>
               <w:rPr>
                 <w:rFonts w:hint="eastAsia"/>
@@ -1499,7 +1584,15 @@
                 <w:rFonts w:hint="eastAsia"/>
                 <w:vertAlign w:val="subscript"/>
               </w:rPr>
-              <w:t>th(j-c)</w:t>
+              <w:t>th</w:t>
+            </w:r>
+            <w:proofErr w:type="spellEnd"/>
+            <w:r>
+              <w:rPr>
+                <w:rFonts w:hint="eastAsia"/>
+                <w:vertAlign w:val="subscript"/>
+              </w:rPr>
+              <w:t>(j-c)</w:t>
             </w:r>
             <w:r>
               <w:rPr>
@@ -1563,6 +1656,7 @@
               </w:rPr>
               <w:t>贮存环境温度</w:t>
             </w:r>
+            <w:proofErr w:type="spellStart"/>
             <w:r>
               <w:rPr>
                 <w:rFonts w:hint="eastAsia"/>
@@ -1576,6 +1670,7 @@
               </w:rPr>
               <w:t>stg</w:t>
             </w:r>
+            <w:proofErr w:type="spellEnd"/>
           </w:p>
         </w:tc>
       </w:tr>
@@ -1781,12 +1876,14 @@
               </w:rPr>
               <w:t>150(</w:t>
             </w:r>
+            <w:proofErr w:type="gramStart"/>
             <w:r>
               <w:rPr>
                 <w:rFonts w:hint="eastAsia"/>
               </w:rPr>
               <w:t>每腿</w:t>
             </w:r>
+            <w:proofErr w:type="gramEnd"/>
             <w:r>
               <w:rPr>
                 <w:rFonts w:hint="eastAsia"/>
@@ -1809,12 +1906,14 @@
               </w:rPr>
               <w:t>150(</w:t>
             </w:r>
+            <w:proofErr w:type="gramStart"/>
             <w:r>
               <w:rPr>
                 <w:rFonts w:hint="eastAsia"/>
               </w:rPr>
               <w:t>每腿</w:t>
             </w:r>
+            <w:proofErr w:type="gramEnd"/>
             <w:r>
               <w:rPr>
                 <w:rFonts w:hint="eastAsia"/>
@@ -1837,12 +1936,14 @@
               </w:rPr>
               <w:t>150(</w:t>
             </w:r>
+            <w:proofErr w:type="gramStart"/>
             <w:r>
               <w:rPr>
                 <w:rFonts w:hint="eastAsia"/>
               </w:rPr>
               <w:t>每腿</w:t>
             </w:r>
+            <w:proofErr w:type="gramEnd"/>
             <w:r>
               <w:rPr>
                 <w:rFonts w:hint="eastAsia"/>
@@ -1878,12 +1979,14 @@
               </w:rPr>
               <w:t>130(</w:t>
             </w:r>
+            <w:proofErr w:type="gramStart"/>
             <w:r>
               <w:rPr>
                 <w:rFonts w:hint="eastAsia"/>
               </w:rPr>
               <w:t>每腿</w:t>
             </w:r>
+            <w:proofErr w:type="gramEnd"/>
             <w:r>
               <w:rPr>
                 <w:rFonts w:hint="eastAsia"/>
@@ -1918,12 +2021,14 @@
               </w:rPr>
               <w:t>)3.5(</w:t>
             </w:r>
+            <w:proofErr w:type="gramStart"/>
             <w:r>
               <w:rPr>
                 <w:rFonts w:hint="eastAsia"/>
               </w:rPr>
               <w:t>每腿</w:t>
             </w:r>
+            <w:proofErr w:type="gramEnd"/>
             <w:r>
               <w:rPr>
                 <w:rFonts w:hint="eastAsia"/>
@@ -2294,12 +2399,14 @@
               </w:rPr>
               <w:t>(</w:t>
             </w:r>
+            <w:proofErr w:type="gramStart"/>
             <w:r>
               <w:rPr>
                 <w:rFonts w:hint="eastAsia"/>
               </w:rPr>
               <w:t>每腿</w:t>
             </w:r>
+            <w:proofErr w:type="gramEnd"/>
             <w:r>
               <w:rPr>
                 <w:rFonts w:hint="eastAsia"/>
@@ -2783,12 +2890,14 @@
               </w:rPr>
               <w:t>(</w:t>
             </w:r>
+            <w:proofErr w:type="gramStart"/>
             <w:r>
               <w:rPr>
                 <w:rFonts w:hint="eastAsia"/>
               </w:rPr>
               <w:t>每腿</w:t>
             </w:r>
+            <w:proofErr w:type="gramEnd"/>
             <w:r>
               <w:rPr>
                 <w:rFonts w:hint="eastAsia"/>
@@ -2920,7 +3029,9 @@
           </w:tcPr>
           <w:p>
             <w:pPr>
-              <w:pStyle w:val="wc5"/>
+              <w:rPr>
+                <w:rFonts w:hint="eastAsia"/>
+              </w:rPr>
             </w:pPr>
             <w:r>
               <w:t>VR=150V</w:t>
@@ -2962,12 +3073,14 @@
               </w:rPr>
               <w:t>(</w:t>
             </w:r>
+            <w:proofErr w:type="gramStart"/>
             <w:r>
               <w:rPr>
                 <w:rFonts w:hint="eastAsia"/>
               </w:rPr>
               <w:t>每腿</w:t>
             </w:r>
+            <w:proofErr w:type="gramEnd"/>
             <w:r>
               <w:rPr>
                 <w:rFonts w:hint="eastAsia"/>
@@ -3756,7 +3869,7 @@
       </w:pPr>
       <w:r>
         <w:drawing>
-          <wp:inline distT="0" distB="0" distL="0" distR="0" wp14:anchorId="1D86D3C3" wp14:editId="5876988F">
+          <wp:inline distT="0" distB="0" distL="0" distR="0" wp14:anchorId="1FBE7C79" wp14:editId="69B9EF24">
             <wp:extent cx="5486400" cy="3661808"/>
             <wp:effectExtent l="0" t="0" r="0" b="0"/>
             <wp:docPr id="47" name="Picture"/>
@@ -4037,7 +4150,7 @@
       <w:r>
         <w:lastRenderedPageBreak/>
         <w:drawing>
-          <wp:inline distT="0" distB="0" distL="0" distR="0" wp14:anchorId="58C7930B" wp14:editId="7B60F8D1">
+          <wp:inline distT="0" distB="0" distL="0" distR="0" wp14:anchorId="1D183955" wp14:editId="455C3204">
             <wp:extent cx="5486400" cy="4109392"/>
             <wp:effectExtent l="0" t="0" r="0" b="0"/>
             <wp:docPr id="51" name="Picture"/>
@@ -4313,7 +4426,7 @@
       <w:r>
         <w:lastRenderedPageBreak/>
         <w:drawing>
-          <wp:inline distT="0" distB="0" distL="0" distR="0" wp14:anchorId="52365260" wp14:editId="09030ECF">
+          <wp:inline distT="0" distB="0" distL="0" distR="0" wp14:anchorId="7CF7AFDF" wp14:editId="4522F7D8">
             <wp:extent cx="5486400" cy="4469865"/>
             <wp:effectExtent l="0" t="0" r="0" b="0"/>
             <wp:docPr id="55" name="Picture"/>
@@ -4543,7 +4656,7 @@
       <w:r>
         <w:lastRenderedPageBreak/>
         <w:drawing>
-          <wp:inline distT="0" distB="0" distL="0" distR="0" wp14:anchorId="555BDE2F" wp14:editId="18B469F5">
+          <wp:inline distT="0" distB="0" distL="0" distR="0" wp14:anchorId="698B00CB" wp14:editId="14AA5818">
             <wp:extent cx="3819525" cy="3047493"/>
             <wp:effectExtent l="0" t="0" r="0" b="0"/>
             <wp:docPr id="59" name="Picture"/>
@@ -4612,12 +4725,14 @@
         </w:rPr>
         <w:t>单臂</w:t>
       </w:r>
+      <w:proofErr w:type="spellStart"/>
       <w:r>
         <w:rPr>
           <w:rFonts w:hint="eastAsia"/>
         </w:rPr>
         <w:t>Rth</w:t>
       </w:r>
+      <w:proofErr w:type="spellEnd"/>
       <w:r>
         <w:rPr>
           <w:rFonts w:hint="eastAsia"/>
@@ -4643,7 +4758,7 @@
       </w:pPr>
       <w:r>
         <w:drawing>
-          <wp:inline distT="0" distB="0" distL="0" distR="0" wp14:anchorId="61822B12" wp14:editId="2B30CB83">
+          <wp:inline distT="0" distB="0" distL="0" distR="0" wp14:anchorId="66025D38" wp14:editId="03BF18A5">
             <wp:extent cx="3819525" cy="3087392"/>
             <wp:effectExtent l="0" t="0" r="0" b="0"/>
             <wp:docPr id="62" name="Picture"/>
@@ -4709,12 +4824,14 @@
         </w:rPr>
         <w:t>器件</w:t>
       </w:r>
+      <w:proofErr w:type="spellStart"/>
       <w:r>
         <w:rPr>
           <w:rFonts w:hint="eastAsia"/>
         </w:rPr>
         <w:t>Rth</w:t>
       </w:r>
+      <w:proofErr w:type="spellEnd"/>
       <w:r>
         <w:rPr>
           <w:rFonts w:hint="eastAsia"/>
@@ -4808,7 +4925,7 @@
       <w:r>
         <w:lastRenderedPageBreak/>
         <w:drawing>
-          <wp:inline distT="0" distB="0" distL="0" distR="0" wp14:anchorId="009DCA53" wp14:editId="7CE3DC08">
+          <wp:inline distT="0" distB="0" distL="0" distR="0" wp14:anchorId="5521299D" wp14:editId="7446444C">
             <wp:extent cx="4533900" cy="3208959"/>
             <wp:effectExtent l="0" t="0" r="0" b="0"/>
             <wp:docPr id="66" name="Picture"/>
@@ -4884,7 +5001,7 @@
       </w:pPr>
       <w:r>
         <w:drawing>
-          <wp:inline distT="0" distB="0" distL="0" distR="0" wp14:anchorId="5B5F271D" wp14:editId="0704079B">
+          <wp:inline distT="0" distB="0" distL="0" distR="0" wp14:anchorId="46B716C3" wp14:editId="78F11A1E">
             <wp:extent cx="4581525" cy="3334198"/>
             <wp:effectExtent l="0" t="0" r="0" b="0"/>
             <wp:docPr id="69" name="Picture"/>
@@ -5717,7 +5834,21 @@
               <w:rPr>
                 <w:rFonts w:hint="eastAsia"/>
               </w:rPr>
-              <w:t>在肖特基二极管上施加规定的正向浪涌脉冲电流</w:t>
+              <w:t>在肖</w:t>
+            </w:r>
+            <w:proofErr w:type="gramStart"/>
+            <w:r>
+              <w:rPr>
+                <w:rFonts w:hint="eastAsia"/>
+              </w:rPr>
+              <w:t>特</w:t>
+            </w:r>
+            <w:proofErr w:type="gramEnd"/>
+            <w:r>
+              <w:rPr>
+                <w:rFonts w:hint="eastAsia"/>
+              </w:rPr>
+              <w:t>基二极管上施加规定的正向浪涌脉冲电流</w:t>
             </w:r>
             <w:r>
               <w:rPr>
@@ -5725,12 +5856,14 @@
               </w:rPr>
               <w:t>IFSM=130A(</w:t>
             </w:r>
+            <w:proofErr w:type="gramStart"/>
             <w:r>
               <w:rPr>
                 <w:rFonts w:hint="eastAsia"/>
               </w:rPr>
               <w:t>每腿</w:t>
             </w:r>
+            <w:proofErr w:type="gramEnd"/>
             <w:r>
               <w:rPr>
                 <w:rFonts w:hint="eastAsia"/>
@@ -5755,18 +5888,34 @@
               </w:rPr>
               <w:t>脉冲持续时间</w:t>
             </w:r>
-            <w:r>
-              <w:rPr>
-                <w:rFonts w:hint="eastAsia"/>
-              </w:rPr>
-              <w:t>tp=10ms,</w:t>
-            </w:r>
-            <w:r>
-              <w:rPr>
-                <w:rFonts w:hint="eastAsia"/>
-              </w:rPr>
-              <w:t>每电流点下浪涌</w:t>
-            </w:r>
+            <w:proofErr w:type="spellStart"/>
+            <w:r>
+              <w:rPr>
+                <w:rFonts w:hint="eastAsia"/>
+              </w:rPr>
+              <w:t>tp</w:t>
+            </w:r>
+            <w:proofErr w:type="spellEnd"/>
+            <w:r>
+              <w:rPr>
+                <w:rFonts w:hint="eastAsia"/>
+              </w:rPr>
+              <w:t>=10ms,</w:t>
+            </w:r>
+            <w:r>
+              <w:rPr>
+                <w:rFonts w:hint="eastAsia"/>
+              </w:rPr>
+              <w:t>每电流</w:t>
+            </w:r>
+            <w:proofErr w:type="gramStart"/>
+            <w:r>
+              <w:rPr>
+                <w:rFonts w:hint="eastAsia"/>
+              </w:rPr>
+              <w:t>点下浪涌</w:t>
+            </w:r>
+            <w:proofErr w:type="gramEnd"/>
             <w:r>
               <w:rPr>
                 <w:rFonts w:hint="eastAsia"/>
@@ -6208,7 +6357,21 @@
               <w:rPr>
                 <w:rFonts w:hint="eastAsia"/>
               </w:rPr>
-              <w:t>在肖特基二极管上施加规定的正向浪涌脉冲电流</w:t>
+              <w:t>在肖</w:t>
+            </w:r>
+            <w:proofErr w:type="gramStart"/>
+            <w:r>
+              <w:rPr>
+                <w:rFonts w:hint="eastAsia"/>
+              </w:rPr>
+              <w:t>特</w:t>
+            </w:r>
+            <w:proofErr w:type="gramEnd"/>
+            <w:r>
+              <w:rPr>
+                <w:rFonts w:hint="eastAsia"/>
+              </w:rPr>
+              <w:t>基二极管上施加规定的正向浪涌脉冲电流</w:t>
             </w:r>
             <w:r>
               <w:rPr>
@@ -6216,12 +6379,14 @@
               </w:rPr>
               <w:t>IFSH=130A(</w:t>
             </w:r>
+            <w:proofErr w:type="gramStart"/>
             <w:r>
               <w:rPr>
                 <w:rFonts w:hint="eastAsia"/>
               </w:rPr>
               <w:t>每腿</w:t>
             </w:r>
+            <w:proofErr w:type="gramEnd"/>
             <w:r>
               <w:rPr>
                 <w:rFonts w:hint="eastAsia"/>
@@ -6253,18 +6418,34 @@
               </w:rPr>
               <w:t>脉冲持续时间</w:t>
             </w:r>
-            <w:r>
-              <w:rPr>
-                <w:rFonts w:hint="eastAsia"/>
-              </w:rPr>
-              <w:t>tp=10ms,</w:t>
-            </w:r>
-            <w:r>
-              <w:rPr>
-                <w:rFonts w:hint="eastAsia"/>
-              </w:rPr>
-              <w:t>每电流点下浪涌</w:t>
-            </w:r>
+            <w:proofErr w:type="spellStart"/>
+            <w:r>
+              <w:rPr>
+                <w:rFonts w:hint="eastAsia"/>
+              </w:rPr>
+              <w:t>tp</w:t>
+            </w:r>
+            <w:proofErr w:type="spellEnd"/>
+            <w:r>
+              <w:rPr>
+                <w:rFonts w:hint="eastAsia"/>
+              </w:rPr>
+              <w:t>=10ms,</w:t>
+            </w:r>
+            <w:r>
+              <w:rPr>
+                <w:rFonts w:hint="eastAsia"/>
+              </w:rPr>
+              <w:t>每电流</w:t>
+            </w:r>
+            <w:proofErr w:type="gramStart"/>
+            <w:r>
+              <w:rPr>
+                <w:rFonts w:hint="eastAsia"/>
+              </w:rPr>
+              <w:t>点下浪涌</w:t>
+            </w:r>
+            <w:proofErr w:type="gramEnd"/>
             <w:r>
               <w:rPr>
                 <w:rFonts w:hint="eastAsia"/>
@@ -7430,7 +7611,21 @@
               <w:rPr>
                 <w:rFonts w:hint="eastAsia"/>
               </w:rPr>
-              <w:t>(Ir&gt;0.05</w:t>
+              <w:t>(</w:t>
+            </w:r>
+            <w:proofErr w:type="spellStart"/>
+            <w:r>
+              <w:rPr>
+                <w:rFonts w:hint="eastAsia"/>
+              </w:rPr>
+              <w:t>Ir</w:t>
+            </w:r>
+            <w:proofErr w:type="spellEnd"/>
+            <w:r>
+              <w:rPr>
+                <w:rFonts w:hint="eastAsia"/>
+              </w:rPr>
+              <w:t>&gt;0.05</w:t>
             </w:r>
             <w:r>
               <w:rPr>
@@ -8221,7 +8416,21 @@
               <w:rPr>
                 <w:rFonts w:hint="eastAsia"/>
               </w:rPr>
-              <w:t>:IFmin=6A,</w:t>
+              <w:t>:</w:t>
+            </w:r>
+            <w:proofErr w:type="spellStart"/>
+            <w:r>
+              <w:rPr>
+                <w:rFonts w:hint="eastAsia"/>
+              </w:rPr>
+              <w:t>IFmin</w:t>
+            </w:r>
+            <w:proofErr w:type="spellEnd"/>
+            <w:r>
+              <w:rPr>
+                <w:rFonts w:hint="eastAsia"/>
+              </w:rPr>
+              <w:t>=6A,</w:t>
             </w:r>
             <w:r>
               <w:rPr>
@@ -9508,7 +9717,7 @@
       <w:r>
         <w:lastRenderedPageBreak/>
         <w:drawing>
-          <wp:inline distT="0" distB="0" distL="0" distR="0" wp14:anchorId="15245397" wp14:editId="2DA796E8">
+          <wp:inline distT="0" distB="0" distL="0" distR="0" wp14:anchorId="5483E496" wp14:editId="62E539B6">
             <wp:extent cx="5486400" cy="2719686"/>
             <wp:effectExtent l="0" t="0" r="0" b="0"/>
             <wp:docPr id="86" name="Picture"/>
@@ -9689,7 +9898,21 @@
         <w:rPr>
           <w:rFonts w:hint="eastAsia"/>
         </w:rPr>
-        <w:t>）用抗静电材料涂敷过或侵渍过，具备足够的抗静电能力；</w:t>
+        <w:t>）用抗静电材料涂敷过或</w:t>
+      </w:r>
+      <w:proofErr w:type="gramStart"/>
+      <w:r>
+        <w:rPr>
+          <w:rFonts w:hint="eastAsia"/>
+        </w:rPr>
+        <w:t>侵渍</w:t>
+      </w:r>
+      <w:proofErr w:type="gramEnd"/>
+      <w:r>
+        <w:rPr>
+          <w:rFonts w:hint="eastAsia"/>
+        </w:rPr>
+        <w:t>过，具备足够的抗静电能力；</w:t>
       </w:r>
     </w:p>
     <w:p>
@@ -10121,7 +10344,21 @@
         <w:rPr>
           <w:rFonts w:hint="eastAsia"/>
         </w:rPr>
-        <w:t>的干燥、通风、无腐蚀性气体、具备相应静电放电防护措施的的库房内。</w:t>
+        <w:t>的干燥、通风、无腐蚀性气体、具备相应静电放电防护措施的</w:t>
+      </w:r>
+      <w:proofErr w:type="gramStart"/>
+      <w:r>
+        <w:rPr>
+          <w:rFonts w:hint="eastAsia"/>
+        </w:rPr>
+        <w:t>的</w:t>
+      </w:r>
+      <w:proofErr w:type="gramEnd"/>
+      <w:r>
+        <w:rPr>
+          <w:rFonts w:hint="eastAsia"/>
+        </w:rPr>
+        <w:t>库房内。</w:t>
       </w:r>
     </w:p>
     <w:p>
@@ -10152,7 +10389,21 @@
         <w:rPr>
           <w:rFonts w:hint="eastAsia"/>
         </w:rPr>
-        <w:t>在避免雨、雪直接影响的条件下，装有产品的包装箱可以用安全的运输工具运输。但不能和带有酸性、碱性和其他腐蚀性物体堆放在一起。</w:t>
+        <w:t>在避免雨、</w:t>
+      </w:r>
+      <w:proofErr w:type="gramStart"/>
+      <w:r>
+        <w:rPr>
+          <w:rFonts w:hint="eastAsia"/>
+        </w:rPr>
+        <w:t>雪直接</w:t>
+      </w:r>
+      <w:proofErr w:type="gramEnd"/>
+      <w:r>
+        <w:rPr>
+          <w:rFonts w:hint="eastAsia"/>
+        </w:rPr>
+        <w:t>影响的条件下，装有产品的包装箱可以用安全的运输工具运输。但不能和带有酸性、碱性和其他腐蚀性物体堆放在一起。</w:t>
       </w:r>
     </w:p>
     <w:p>
@@ -10418,8 +10669,16 @@
               <w:rPr>
                 <w:rFonts w:hint="eastAsia"/>
               </w:rPr>
-              <w:t>美军标要求</w:t>
-            </w:r>
+              <w:t>美军</w:t>
+            </w:r>
+            <w:proofErr w:type="gramStart"/>
+            <w:r>
+              <w:rPr>
+                <w:rFonts w:hint="eastAsia"/>
+              </w:rPr>
+              <w:t>标要求</w:t>
+            </w:r>
+            <w:proofErr w:type="gramEnd"/>
           </w:p>
         </w:tc>
         <w:tc>
@@ -10480,12 +10739,14 @@
               </w:rPr>
               <w:t>150(</w:t>
             </w:r>
+            <w:proofErr w:type="gramStart"/>
             <w:r>
               <w:rPr>
                 <w:rFonts w:hint="eastAsia"/>
               </w:rPr>
               <w:t>每腿</w:t>
             </w:r>
+            <w:proofErr w:type="gramEnd"/>
             <w:r>
               <w:rPr>
                 <w:rFonts w:hint="eastAsia"/>
@@ -10508,12 +10769,14 @@
               </w:rPr>
               <w:t>150(</w:t>
             </w:r>
+            <w:proofErr w:type="gramStart"/>
             <w:r>
               <w:rPr>
                 <w:rFonts w:hint="eastAsia"/>
               </w:rPr>
               <w:t>每腿</w:t>
             </w:r>
+            <w:proofErr w:type="gramEnd"/>
             <w:r>
               <w:rPr>
                 <w:rFonts w:hint="eastAsia"/>
@@ -10536,12 +10799,14 @@
               </w:rPr>
               <w:t>150(</w:t>
             </w:r>
+            <w:proofErr w:type="gramStart"/>
             <w:r>
               <w:rPr>
                 <w:rFonts w:hint="eastAsia"/>
               </w:rPr>
               <w:t>每腿</w:t>
             </w:r>
+            <w:proofErr w:type="gramEnd"/>
             <w:r>
               <w:rPr>
                 <w:rFonts w:hint="eastAsia"/>
@@ -10608,12 +10873,14 @@
               </w:rPr>
               <w:t>150(</w:t>
             </w:r>
+            <w:proofErr w:type="gramStart"/>
             <w:r>
               <w:rPr>
                 <w:rFonts w:hint="eastAsia"/>
               </w:rPr>
               <w:t>每腿</w:t>
             </w:r>
+            <w:proofErr w:type="gramEnd"/>
             <w:r>
               <w:rPr>
                 <w:rFonts w:hint="eastAsia"/>
@@ -10636,12 +10903,14 @@
               </w:rPr>
               <w:t>150(</w:t>
             </w:r>
+            <w:proofErr w:type="gramStart"/>
             <w:r>
               <w:rPr>
                 <w:rFonts w:hint="eastAsia"/>
               </w:rPr>
               <w:t>每腿</w:t>
             </w:r>
+            <w:proofErr w:type="gramEnd"/>
             <w:r>
               <w:rPr>
                 <w:rFonts w:hint="eastAsia"/>
@@ -10664,12 +10933,14 @@
               </w:rPr>
               <w:t>150(</w:t>
             </w:r>
+            <w:proofErr w:type="gramStart"/>
             <w:r>
               <w:rPr>
                 <w:rFonts w:hint="eastAsia"/>
               </w:rPr>
               <w:t>每腿</w:t>
             </w:r>
+            <w:proofErr w:type="gramEnd"/>
             <w:r>
               <w:rPr>
                 <w:rFonts w:hint="eastAsia"/>
@@ -10736,12 +11007,14 @@
               </w:rPr>
               <w:t>15A(</w:t>
             </w:r>
+            <w:proofErr w:type="gramStart"/>
             <w:r>
               <w:rPr>
                 <w:rFonts w:hint="eastAsia"/>
               </w:rPr>
               <w:t>每腿</w:t>
             </w:r>
+            <w:proofErr w:type="gramEnd"/>
             <w:r>
               <w:rPr>
                 <w:rFonts w:hint="eastAsia"/>
@@ -10764,12 +11037,14 @@
               </w:rPr>
               <w:t>15A(</w:t>
             </w:r>
+            <w:proofErr w:type="gramStart"/>
             <w:r>
               <w:rPr>
                 <w:rFonts w:hint="eastAsia"/>
               </w:rPr>
               <w:t>每腿</w:t>
             </w:r>
+            <w:proofErr w:type="gramEnd"/>
             <w:r>
               <w:rPr>
                 <w:rFonts w:hint="eastAsia"/>
@@ -10792,12 +11067,14 @@
               </w:rPr>
               <w:t>15A(</w:t>
             </w:r>
+            <w:proofErr w:type="gramStart"/>
             <w:r>
               <w:rPr>
                 <w:rFonts w:hint="eastAsia"/>
               </w:rPr>
               <w:t>每腿</w:t>
             </w:r>
+            <w:proofErr w:type="gramEnd"/>
             <w:r>
               <w:rPr>
                 <w:rFonts w:hint="eastAsia"/>
@@ -10864,17 +11141,33 @@
               </w:rPr>
               <w:t>130A(</w:t>
             </w:r>
+            <w:proofErr w:type="gramStart"/>
             <w:r>
               <w:rPr>
                 <w:rFonts w:hint="eastAsia"/>
               </w:rPr>
               <w:t>每腿</w:t>
             </w:r>
-            <w:r>
-              <w:rPr>
-                <w:rFonts w:hint="eastAsia"/>
-              </w:rPr>
-              <w:t>)/tp=10ms</w:t>
+            <w:proofErr w:type="gramEnd"/>
+            <w:r>
+              <w:rPr>
+                <w:rFonts w:hint="eastAsia"/>
+              </w:rPr>
+              <w:t>)/</w:t>
+            </w:r>
+            <w:proofErr w:type="spellStart"/>
+            <w:r>
+              <w:rPr>
+                <w:rFonts w:hint="eastAsia"/>
+              </w:rPr>
+              <w:t>tp</w:t>
+            </w:r>
+            <w:proofErr w:type="spellEnd"/>
+            <w:r>
+              <w:rPr>
+                <w:rFonts w:hint="eastAsia"/>
+              </w:rPr>
+              <w:t>=10ms</w:t>
             </w:r>
           </w:p>
         </w:tc>
@@ -10892,17 +11185,33 @@
               </w:rPr>
               <w:t>130A(</w:t>
             </w:r>
+            <w:proofErr w:type="gramStart"/>
             <w:r>
               <w:rPr>
                 <w:rFonts w:hint="eastAsia"/>
               </w:rPr>
               <w:t>每腿</w:t>
             </w:r>
-            <w:r>
-              <w:rPr>
-                <w:rFonts w:hint="eastAsia"/>
-              </w:rPr>
-              <w:t>)/tp=8.3ms</w:t>
+            <w:proofErr w:type="gramEnd"/>
+            <w:r>
+              <w:rPr>
+                <w:rFonts w:hint="eastAsia"/>
+              </w:rPr>
+              <w:t>)/</w:t>
+            </w:r>
+            <w:proofErr w:type="spellStart"/>
+            <w:r>
+              <w:rPr>
+                <w:rFonts w:hint="eastAsia"/>
+              </w:rPr>
+              <w:t>tp</w:t>
+            </w:r>
+            <w:proofErr w:type="spellEnd"/>
+            <w:r>
+              <w:rPr>
+                <w:rFonts w:hint="eastAsia"/>
+              </w:rPr>
+              <w:t>=8.3ms</w:t>
             </w:r>
           </w:p>
         </w:tc>
@@ -10920,17 +11229,33 @@
               </w:rPr>
               <w:t>130A(</w:t>
             </w:r>
+            <w:proofErr w:type="gramStart"/>
             <w:r>
               <w:rPr>
                 <w:rFonts w:hint="eastAsia"/>
               </w:rPr>
               <w:t>每腿</w:t>
             </w:r>
-            <w:r>
-              <w:rPr>
-                <w:rFonts w:hint="eastAsia"/>
-              </w:rPr>
-              <w:t>)/tp=8.3ms</w:t>
+            <w:proofErr w:type="gramEnd"/>
+            <w:r>
+              <w:rPr>
+                <w:rFonts w:hint="eastAsia"/>
+              </w:rPr>
+              <w:t>)/</w:t>
+            </w:r>
+            <w:proofErr w:type="spellStart"/>
+            <w:r>
+              <w:rPr>
+                <w:rFonts w:hint="eastAsia"/>
+              </w:rPr>
+              <w:t>tp</w:t>
+            </w:r>
+            <w:proofErr w:type="spellEnd"/>
+            <w:r>
+              <w:rPr>
+                <w:rFonts w:hint="eastAsia"/>
+              </w:rPr>
+              <w:t>=8.3ms</w:t>
             </w:r>
           </w:p>
         </w:tc>
@@ -10973,8 +11298,13 @@
             <w:pPr>
               <w:pStyle w:val="wc5"/>
             </w:pPr>
-            <w:r>
-              <w:t>Rth(j-c)</w:t>
+            <w:proofErr w:type="spellStart"/>
+            <w:r>
+              <w:t>Rth</w:t>
+            </w:r>
+            <w:proofErr w:type="spellEnd"/>
+            <w:r>
+              <w:t>(j-c)</w:t>
             </w:r>
           </w:p>
         </w:tc>
@@ -11004,12 +11334,14 @@
               </w:rPr>
               <w:t>/W(</w:t>
             </w:r>
+            <w:proofErr w:type="gramStart"/>
             <w:r>
               <w:rPr>
                 <w:rFonts w:hint="eastAsia"/>
               </w:rPr>
               <w:t>每腿</w:t>
             </w:r>
+            <w:proofErr w:type="gramEnd"/>
             <w:r>
               <w:rPr>
                 <w:rFonts w:hint="eastAsia"/>
@@ -11044,12 +11376,14 @@
               </w:rPr>
               <w:t>/W(</w:t>
             </w:r>
+            <w:proofErr w:type="gramStart"/>
             <w:r>
               <w:rPr>
                 <w:rFonts w:hint="eastAsia"/>
               </w:rPr>
               <w:t>每腿</w:t>
             </w:r>
+            <w:proofErr w:type="gramEnd"/>
             <w:r>
               <w:rPr>
                 <w:rFonts w:hint="eastAsia"/>
@@ -11084,12 +11418,14 @@
               </w:rPr>
               <w:t>/W(</w:t>
             </w:r>
+            <w:proofErr w:type="gramStart"/>
             <w:r>
               <w:rPr>
                 <w:rFonts w:hint="eastAsia"/>
               </w:rPr>
               <w:t>每腿</w:t>
             </w:r>
+            <w:proofErr w:type="gramEnd"/>
             <w:r>
               <w:rPr>
                 <w:rFonts w:hint="eastAsia"/>
@@ -11137,9 +11473,11 @@
             <w:pPr>
               <w:pStyle w:val="wc5"/>
             </w:pPr>
+            <w:proofErr w:type="spellStart"/>
             <w:r>
               <w:t>Tj</w:t>
             </w:r>
+            <w:proofErr w:type="spellEnd"/>
           </w:p>
         </w:tc>
         <w:tc>
@@ -11220,9 +11558,11 @@
             <w:pPr>
               <w:pStyle w:val="wc5"/>
             </w:pPr>
+            <w:proofErr w:type="spellStart"/>
             <w:r>
               <w:t>Tstg</w:t>
             </w:r>
+            <w:proofErr w:type="spellEnd"/>
           </w:p>
         </w:tc>
         <w:tc>
@@ -11310,7 +11650,21 @@
         <w:rPr>
           <w:rFonts w:hint="eastAsia"/>
         </w:rPr>
-        <w:t>公司产品手册电特性对比</w:t>
+        <w:t>公司产品</w:t>
+      </w:r>
+      <w:proofErr w:type="gramStart"/>
+      <w:r>
+        <w:rPr>
+          <w:rFonts w:hint="eastAsia"/>
+        </w:rPr>
+        <w:t>手册电特性</w:t>
+      </w:r>
+      <w:proofErr w:type="gramEnd"/>
+      <w:r>
+        <w:rPr>
+          <w:rFonts w:hint="eastAsia"/>
+        </w:rPr>
+        <w:t>对比</w:t>
       </w:r>
     </w:p>
     <w:p>
@@ -11357,7 +11711,21 @@
         <w:rPr>
           <w:rFonts w:hint="eastAsia"/>
         </w:rPr>
-        <w:t>公司产品手册电特性对比</w:t>
+        <w:t>公司产品</w:t>
+      </w:r>
+      <w:proofErr w:type="gramStart"/>
+      <w:r>
+        <w:rPr>
+          <w:rFonts w:hint="eastAsia"/>
+        </w:rPr>
+        <w:t>手册电特性</w:t>
+      </w:r>
+      <w:proofErr w:type="gramEnd"/>
+      <w:r>
+        <w:rPr>
+          <w:rFonts w:hint="eastAsia"/>
+        </w:rPr>
+        <w:t>对比</w:t>
       </w:r>
     </w:p>
     <w:tbl>
@@ -13884,7 +14252,15 @@
               <w:pStyle w:val="wc5"/>
             </w:pPr>
             <w:r>
-              <w:t>VR=5Vdc,f=1MHz</w:t>
+              <w:t>VR=5</w:t>
+            </w:r>
+            <w:proofErr w:type="gramStart"/>
+            <w:r>
+              <w:t>Vdc,f</w:t>
+            </w:r>
+            <w:proofErr w:type="gramEnd"/>
+            <w:r>
+              <w:t>=1MHz</w:t>
             </w:r>
           </w:p>
         </w:tc>
@@ -14203,7 +14579,15 @@
               <w:pStyle w:val="wc5"/>
             </w:pPr>
             <w:r>
-              <w:t>IR1(μA)</w:t>
+              <w:t>IR1(</w:t>
+            </w:r>
+            <w:proofErr w:type="spellStart"/>
+            <w:r>
+              <w:t>μA</w:t>
+            </w:r>
+            <w:proofErr w:type="spellEnd"/>
+            <w:r>
+              <w:t>)</w:t>
             </w:r>
           </w:p>
         </w:tc>
@@ -14216,7 +14600,15 @@
               <w:pStyle w:val="wc5"/>
             </w:pPr>
             <w:r>
-              <w:t>IR1(μA)</w:t>
+              <w:t>IR1(</w:t>
+            </w:r>
+            <w:proofErr w:type="spellStart"/>
+            <w:r>
+              <w:t>μA</w:t>
+            </w:r>
+            <w:proofErr w:type="spellEnd"/>
+            <w:r>
+              <w:t>)</w:t>
             </w:r>
           </w:p>
         </w:tc>
@@ -14229,7 +14621,15 @@
               <w:pStyle w:val="wc5"/>
             </w:pPr>
             <w:r>
-              <w:t>IR1(μA)</w:t>
+              <w:t>IR1(</w:t>
+            </w:r>
+            <w:proofErr w:type="spellStart"/>
+            <w:r>
+              <w:t>μA</w:t>
+            </w:r>
+            <w:proofErr w:type="spellEnd"/>
+            <w:r>
+              <w:t>)</w:t>
             </w:r>
           </w:p>
         </w:tc>
@@ -14242,7 +14642,15 @@
               <w:pStyle w:val="wc5"/>
             </w:pPr>
             <w:r>
-              <w:t>IR1(μA)</w:t>
+              <w:t>IR1(</w:t>
+            </w:r>
+            <w:proofErr w:type="spellStart"/>
+            <w:r>
+              <w:t>μA</w:t>
+            </w:r>
+            <w:proofErr w:type="spellEnd"/>
+            <w:r>
+              <w:t>)</w:t>
             </w:r>
           </w:p>
         </w:tc>
@@ -14255,7 +14663,15 @@
               <w:pStyle w:val="wc5"/>
             </w:pPr>
             <w:r>
-              <w:t>IR1(μA)</w:t>
+              <w:t>IR1(</w:t>
+            </w:r>
+            <w:proofErr w:type="spellStart"/>
+            <w:r>
+              <w:t>μA</w:t>
+            </w:r>
+            <w:proofErr w:type="spellEnd"/>
+            <w:r>
+              <w:t>)</w:t>
             </w:r>
           </w:p>
         </w:tc>
@@ -14268,7 +14684,15 @@
               <w:pStyle w:val="wc5"/>
             </w:pPr>
             <w:r>
-              <w:t>IR1(μA)</w:t>
+              <w:t>IR1(</w:t>
+            </w:r>
+            <w:proofErr w:type="spellStart"/>
+            <w:r>
+              <w:t>μA</w:t>
+            </w:r>
+            <w:proofErr w:type="spellEnd"/>
+            <w:r>
+              <w:t>)</w:t>
             </w:r>
           </w:p>
         </w:tc>
@@ -14281,7 +14705,15 @@
               <w:pStyle w:val="wc5"/>
             </w:pPr>
             <w:r>
-              <w:t>IR1(μA)</w:t>
+              <w:t>IR1(</w:t>
+            </w:r>
+            <w:proofErr w:type="spellStart"/>
+            <w:r>
+              <w:t>μA</w:t>
+            </w:r>
+            <w:proofErr w:type="spellEnd"/>
+            <w:r>
+              <w:t>)</w:t>
             </w:r>
           </w:p>
         </w:tc>
@@ -14294,7 +14726,15 @@
               <w:pStyle w:val="wc5"/>
             </w:pPr>
             <w:r>
-              <w:t>IR1(μA)</w:t>
+              <w:t>IR1(</w:t>
+            </w:r>
+            <w:proofErr w:type="spellStart"/>
+            <w:r>
+              <w:t>μA</w:t>
+            </w:r>
+            <w:proofErr w:type="spellEnd"/>
+            <w:r>
+              <w:t>)</w:t>
             </w:r>
           </w:p>
         </w:tc>
@@ -15068,7 +15508,15 @@
               <w:pStyle w:val="wc5"/>
             </w:pPr>
             <w:r>
-              <w:t>IR1(μA)</w:t>
+              <w:t>IR1(</w:t>
+            </w:r>
+            <w:proofErr w:type="spellStart"/>
+            <w:r>
+              <w:t>μA</w:t>
+            </w:r>
+            <w:proofErr w:type="spellEnd"/>
+            <w:r>
+              <w:t>)</w:t>
             </w:r>
           </w:p>
         </w:tc>
@@ -15081,7 +15529,15 @@
               <w:pStyle w:val="wc5"/>
             </w:pPr>
             <w:r>
-              <w:t>IR1(μA)</w:t>
+              <w:t>IR1(</w:t>
+            </w:r>
+            <w:proofErr w:type="spellStart"/>
+            <w:r>
+              <w:t>μA</w:t>
+            </w:r>
+            <w:proofErr w:type="spellEnd"/>
+            <w:r>
+              <w:t>)</w:t>
             </w:r>
           </w:p>
         </w:tc>
@@ -15094,7 +15550,15 @@
               <w:pStyle w:val="wc5"/>
             </w:pPr>
             <w:r>
-              <w:t>IR1(μA)</w:t>
+              <w:t>IR1(</w:t>
+            </w:r>
+            <w:proofErr w:type="spellStart"/>
+            <w:r>
+              <w:t>μA</w:t>
+            </w:r>
+            <w:proofErr w:type="spellEnd"/>
+            <w:r>
+              <w:t>)</w:t>
             </w:r>
           </w:p>
         </w:tc>
@@ -15107,7 +15571,15 @@
               <w:pStyle w:val="wc5"/>
             </w:pPr>
             <w:r>
-              <w:t>IR1(μA)</w:t>
+              <w:t>IR1(</w:t>
+            </w:r>
+            <w:proofErr w:type="spellStart"/>
+            <w:r>
+              <w:t>μA</w:t>
+            </w:r>
+            <w:proofErr w:type="spellEnd"/>
+            <w:r>
+              <w:t>)</w:t>
             </w:r>
           </w:p>
         </w:tc>
@@ -15120,7 +15592,15 @@
               <w:pStyle w:val="wc5"/>
             </w:pPr>
             <w:r>
-              <w:t>IR1(μA)</w:t>
+              <w:t>IR1(</w:t>
+            </w:r>
+            <w:proofErr w:type="spellStart"/>
+            <w:r>
+              <w:t>μA</w:t>
+            </w:r>
+            <w:proofErr w:type="spellEnd"/>
+            <w:r>
+              <w:t>)</w:t>
             </w:r>
           </w:p>
         </w:tc>
@@ -15133,7 +15613,15 @@
               <w:pStyle w:val="wc5"/>
             </w:pPr>
             <w:r>
-              <w:t>IR1(μA)</w:t>
+              <w:t>IR1(</w:t>
+            </w:r>
+            <w:proofErr w:type="spellStart"/>
+            <w:r>
+              <w:t>μA</w:t>
+            </w:r>
+            <w:proofErr w:type="spellEnd"/>
+            <w:r>
+              <w:t>)</w:t>
             </w:r>
           </w:p>
         </w:tc>
@@ -15146,7 +15634,15 @@
               <w:pStyle w:val="wc5"/>
             </w:pPr>
             <w:r>
-              <w:t>IR1(μA)</w:t>
+              <w:t>IR1(</w:t>
+            </w:r>
+            <w:proofErr w:type="spellStart"/>
+            <w:r>
+              <w:t>μA</w:t>
+            </w:r>
+            <w:proofErr w:type="spellEnd"/>
+            <w:r>
+              <w:t>)</w:t>
             </w:r>
           </w:p>
         </w:tc>
@@ -15159,7 +15655,15 @@
               <w:pStyle w:val="wc5"/>
             </w:pPr>
             <w:r>
-              <w:t>IR1(μA)</w:t>
+              <w:t>IR1(</w:t>
+            </w:r>
+            <w:proofErr w:type="spellStart"/>
+            <w:r>
+              <w:t>μA</w:t>
+            </w:r>
+            <w:proofErr w:type="spellEnd"/>
+            <w:r>
+              <w:t>)</w:t>
             </w:r>
           </w:p>
         </w:tc>
@@ -15932,7 +16436,15 @@
               <w:pStyle w:val="wc5"/>
             </w:pPr>
             <w:r>
-              <w:t>IR1(μA)</w:t>
+              <w:t>IR1(</w:t>
+            </w:r>
+            <w:proofErr w:type="spellStart"/>
+            <w:r>
+              <w:t>μA</w:t>
+            </w:r>
+            <w:proofErr w:type="spellEnd"/>
+            <w:r>
+              <w:t>)</w:t>
             </w:r>
           </w:p>
         </w:tc>
@@ -15945,7 +16457,15 @@
               <w:pStyle w:val="wc5"/>
             </w:pPr>
             <w:r>
-              <w:t>IR1(μA)</w:t>
+              <w:t>IR1(</w:t>
+            </w:r>
+            <w:proofErr w:type="spellStart"/>
+            <w:r>
+              <w:t>μA</w:t>
+            </w:r>
+            <w:proofErr w:type="spellEnd"/>
+            <w:r>
+              <w:t>)</w:t>
             </w:r>
           </w:p>
         </w:tc>
@@ -15958,7 +16478,15 @@
               <w:pStyle w:val="wc5"/>
             </w:pPr>
             <w:r>
-              <w:t>IR1(μA)</w:t>
+              <w:t>IR1(</w:t>
+            </w:r>
+            <w:proofErr w:type="spellStart"/>
+            <w:r>
+              <w:t>μA</w:t>
+            </w:r>
+            <w:proofErr w:type="spellEnd"/>
+            <w:r>
+              <w:t>)</w:t>
             </w:r>
           </w:p>
         </w:tc>
@@ -15971,7 +16499,15 @@
               <w:pStyle w:val="wc5"/>
             </w:pPr>
             <w:r>
-              <w:t>IR1(μA)</w:t>
+              <w:t>IR1(</w:t>
+            </w:r>
+            <w:proofErr w:type="spellStart"/>
+            <w:r>
+              <w:t>μA</w:t>
+            </w:r>
+            <w:proofErr w:type="spellEnd"/>
+            <w:r>
+              <w:t>)</w:t>
             </w:r>
           </w:p>
         </w:tc>
@@ -15984,7 +16520,15 @@
               <w:pStyle w:val="wc5"/>
             </w:pPr>
             <w:r>
-              <w:t>IR1(μA)</w:t>
+              <w:t>IR1(</w:t>
+            </w:r>
+            <w:proofErr w:type="spellStart"/>
+            <w:r>
+              <w:t>μA</w:t>
+            </w:r>
+            <w:proofErr w:type="spellEnd"/>
+            <w:r>
+              <w:t>)</w:t>
             </w:r>
           </w:p>
         </w:tc>
@@ -15997,7 +16541,15 @@
               <w:pStyle w:val="wc5"/>
             </w:pPr>
             <w:r>
-              <w:t>IR1(μA)</w:t>
+              <w:t>IR1(</w:t>
+            </w:r>
+            <w:proofErr w:type="spellStart"/>
+            <w:r>
+              <w:t>μA</w:t>
+            </w:r>
+            <w:proofErr w:type="spellEnd"/>
+            <w:r>
+              <w:t>)</w:t>
             </w:r>
           </w:p>
         </w:tc>
@@ -16010,7 +16562,15 @@
               <w:pStyle w:val="wc5"/>
             </w:pPr>
             <w:r>
-              <w:t>IR1(μA)</w:t>
+              <w:t>IR1(</w:t>
+            </w:r>
+            <w:proofErr w:type="spellStart"/>
+            <w:r>
+              <w:t>μA</w:t>
+            </w:r>
+            <w:proofErr w:type="spellEnd"/>
+            <w:r>
+              <w:t>)</w:t>
             </w:r>
           </w:p>
         </w:tc>
@@ -16023,7 +16583,15 @@
               <w:pStyle w:val="wc5"/>
             </w:pPr>
             <w:r>
-              <w:t>IR1(μA)</w:t>
+              <w:t>IR1(</w:t>
+            </w:r>
+            <w:proofErr w:type="spellStart"/>
+            <w:r>
+              <w:t>μA</w:t>
+            </w:r>
+            <w:proofErr w:type="spellEnd"/>
+            <w:r>
+              <w:t>)</w:t>
             </w:r>
           </w:p>
         </w:tc>
@@ -16538,9 +17106,6 @@
             <w:tcW w:w="984" w:type="dxa"/>
           </w:tcPr>
           <w:p>
-            <w:pPr>
-              <w:pStyle w:val="wc5"/>
-            </w:pPr>
             <w:r>
               <w:t>47</w:t>
             </w:r>
@@ -16796,8 +17361,13 @@
               <w:pStyle w:val="wc5"/>
             </w:pPr>
             <w:r>
-              <w:t>IR1(μA</w:t>
-            </w:r>
+              <w:t>IR1(</w:t>
+            </w:r>
+            <w:proofErr w:type="spellStart"/>
+            <w:r>
+              <w:t>μA</w:t>
+            </w:r>
+            <w:proofErr w:type="spellEnd"/>
             <w:r>
               <w:lastRenderedPageBreak/>
               <w:t>)</w:t>
@@ -16814,8 +17384,13 @@
             </w:pPr>
             <w:r>
               <w:lastRenderedPageBreak/>
-              <w:t>IR1(μA</w:t>
-            </w:r>
+              <w:t>IR1(</w:t>
+            </w:r>
+            <w:proofErr w:type="spellStart"/>
+            <w:r>
+              <w:t>μA</w:t>
+            </w:r>
+            <w:proofErr w:type="spellEnd"/>
             <w:r>
               <w:lastRenderedPageBreak/>
               <w:t>)</w:t>
@@ -16832,8 +17407,13 @@
             </w:pPr>
             <w:r>
               <w:lastRenderedPageBreak/>
-              <w:t>IR1(μA</w:t>
-            </w:r>
+              <w:t>IR1(</w:t>
+            </w:r>
+            <w:proofErr w:type="spellStart"/>
+            <w:r>
+              <w:t>μA</w:t>
+            </w:r>
+            <w:proofErr w:type="spellEnd"/>
             <w:r>
               <w:lastRenderedPageBreak/>
               <w:t>)</w:t>
@@ -16850,8 +17430,13 @@
             </w:pPr>
             <w:r>
               <w:lastRenderedPageBreak/>
-              <w:t>IR1(μA</w:t>
-            </w:r>
+              <w:t>IR1(</w:t>
+            </w:r>
+            <w:proofErr w:type="spellStart"/>
+            <w:r>
+              <w:t>μA</w:t>
+            </w:r>
+            <w:proofErr w:type="spellEnd"/>
             <w:r>
               <w:lastRenderedPageBreak/>
               <w:t>)</w:t>
@@ -16868,8 +17453,13 @@
             </w:pPr>
             <w:r>
               <w:lastRenderedPageBreak/>
-              <w:t>IR1(μA</w:t>
-            </w:r>
+              <w:t>IR1(</w:t>
+            </w:r>
+            <w:proofErr w:type="spellStart"/>
+            <w:r>
+              <w:t>μA</w:t>
+            </w:r>
+            <w:proofErr w:type="spellEnd"/>
             <w:r>
               <w:lastRenderedPageBreak/>
               <w:t>)</w:t>
@@ -16886,8 +17476,13 @@
             </w:pPr>
             <w:r>
               <w:lastRenderedPageBreak/>
-              <w:t>IR1(μA</w:t>
-            </w:r>
+              <w:t>IR1(</w:t>
+            </w:r>
+            <w:proofErr w:type="spellStart"/>
+            <w:r>
+              <w:t>μA</w:t>
+            </w:r>
+            <w:proofErr w:type="spellEnd"/>
             <w:r>
               <w:lastRenderedPageBreak/>
               <w:t>)</w:t>
@@ -16904,8 +17499,13 @@
             </w:pPr>
             <w:r>
               <w:lastRenderedPageBreak/>
-              <w:t>IR1(μA</w:t>
-            </w:r>
+              <w:t>IR1(</w:t>
+            </w:r>
+            <w:proofErr w:type="spellStart"/>
+            <w:r>
+              <w:t>μA</w:t>
+            </w:r>
+            <w:proofErr w:type="spellEnd"/>
             <w:r>
               <w:lastRenderedPageBreak/>
               <w:t>)</w:t>
@@ -16922,8 +17522,13 @@
             </w:pPr>
             <w:r>
               <w:lastRenderedPageBreak/>
-              <w:t>IR1(μA</w:t>
-            </w:r>
+              <w:t>IR1(</w:t>
+            </w:r>
+            <w:proofErr w:type="spellStart"/>
+            <w:r>
+              <w:t>μA</w:t>
+            </w:r>
+            <w:proofErr w:type="spellEnd"/>
             <w:r>
               <w:lastRenderedPageBreak/>
               <w:t>)</w:t>
@@ -17549,7 +18154,7 @@
       </w:pPr>
       <w:r>
         <w:drawing>
-          <wp:inline distT="0" distB="0" distL="0" distR="0" wp14:anchorId="11550DF6" wp14:editId="07055B61">
+          <wp:inline distT="0" distB="0" distL="0" distR="0" wp14:anchorId="0EE3F88D" wp14:editId="5AC2EF3F">
             <wp:extent cx="5486400" cy="3689825"/>
             <wp:effectExtent l="0" t="0" r="0" b="0"/>
             <wp:docPr id="104" name="Picture"/>
@@ -22863,7 +23468,7 @@
       </w:pPr>
       <w:r>
         <w:drawing>
-          <wp:inline distT="0" distB="0" distL="0" distR="0" wp14:anchorId="738F56E0" wp14:editId="6E8214E8">
+          <wp:inline distT="0" distB="0" distL="0" distR="0" wp14:anchorId="03611C4E" wp14:editId="3F879CB3">
             <wp:extent cx="4676775" cy="3480221"/>
             <wp:effectExtent l="0" t="0" r="0" b="0"/>
             <wp:docPr id="108" name="Picture"/>
@@ -23137,8 +23742,13 @@
             <w:pPr>
               <w:pStyle w:val="wc5"/>
             </w:pPr>
-            <w:r>
-              <w:t>CT(pF)</w:t>
+            <w:proofErr w:type="gramStart"/>
+            <w:r>
+              <w:t>CT(</w:t>
+            </w:r>
+            <w:proofErr w:type="gramEnd"/>
+            <w:r>
+              <w:t>pF)</w:t>
             </w:r>
           </w:p>
         </w:tc>
@@ -23150,8 +23760,13 @@
             <w:pPr>
               <w:pStyle w:val="wc5"/>
             </w:pPr>
-            <w:r>
-              <w:t>CT(pF)</w:t>
+            <w:proofErr w:type="gramStart"/>
+            <w:r>
+              <w:t>CT(</w:t>
+            </w:r>
+            <w:proofErr w:type="gramEnd"/>
+            <w:r>
+              <w:t>pF)</w:t>
             </w:r>
           </w:p>
         </w:tc>
@@ -23163,8 +23778,13 @@
             <w:pPr>
               <w:pStyle w:val="wc5"/>
             </w:pPr>
-            <w:r>
-              <w:t>CT(pF)</w:t>
+            <w:proofErr w:type="gramStart"/>
+            <w:r>
+              <w:t>CT(</w:t>
+            </w:r>
+            <w:proofErr w:type="gramEnd"/>
+            <w:r>
+              <w:t>pF)</w:t>
             </w:r>
           </w:p>
         </w:tc>
@@ -23176,8 +23796,13 @@
             <w:pPr>
               <w:pStyle w:val="wc5"/>
             </w:pPr>
-            <w:r>
-              <w:t>CT(pF)</w:t>
+            <w:proofErr w:type="gramStart"/>
+            <w:r>
+              <w:t>CT(</w:t>
+            </w:r>
+            <w:proofErr w:type="gramEnd"/>
+            <w:r>
+              <w:t>pF)</w:t>
             </w:r>
           </w:p>
         </w:tc>
@@ -23189,8 +23814,13 @@
             <w:pPr>
               <w:pStyle w:val="wc5"/>
             </w:pPr>
-            <w:r>
-              <w:t>CT(pF)</w:t>
+            <w:proofErr w:type="gramStart"/>
+            <w:r>
+              <w:t>CT(</w:t>
+            </w:r>
+            <w:proofErr w:type="gramEnd"/>
+            <w:r>
+              <w:t>pF)</w:t>
             </w:r>
           </w:p>
         </w:tc>
@@ -23202,8 +23832,13 @@
             <w:pPr>
               <w:pStyle w:val="wc5"/>
             </w:pPr>
-            <w:r>
-              <w:t>CT(pF)</w:t>
+            <w:proofErr w:type="gramStart"/>
+            <w:r>
+              <w:t>CT(</w:t>
+            </w:r>
+            <w:proofErr w:type="gramEnd"/>
+            <w:r>
+              <w:t>pF)</w:t>
             </w:r>
           </w:p>
         </w:tc>
@@ -23215,8 +23850,13 @@
             <w:pPr>
               <w:pStyle w:val="wc5"/>
             </w:pPr>
-            <w:r>
-              <w:t>CT(pF)</w:t>
+            <w:proofErr w:type="gramStart"/>
+            <w:r>
+              <w:t>CT(</w:t>
+            </w:r>
+            <w:proofErr w:type="gramEnd"/>
+            <w:r>
+              <w:t>pF)</w:t>
             </w:r>
           </w:p>
         </w:tc>
@@ -23228,8 +23868,13 @@
             <w:pPr>
               <w:pStyle w:val="wc5"/>
             </w:pPr>
-            <w:r>
-              <w:t>CT(pF)</w:t>
+            <w:proofErr w:type="gramStart"/>
+            <w:r>
+              <w:t>CT(</w:t>
+            </w:r>
+            <w:proofErr w:type="gramEnd"/>
+            <w:r>
+              <w:t>pF)</w:t>
             </w:r>
           </w:p>
         </w:tc>
@@ -23241,8 +23886,13 @@
             <w:pPr>
               <w:pStyle w:val="wc5"/>
             </w:pPr>
-            <w:r>
-              <w:t>CT(pF)</w:t>
+            <w:proofErr w:type="gramStart"/>
+            <w:r>
+              <w:t>CT(</w:t>
+            </w:r>
+            <w:proofErr w:type="gramEnd"/>
+            <w:r>
+              <w:t>pF)</w:t>
             </w:r>
           </w:p>
         </w:tc>
@@ -23254,8 +23904,13 @@
             <w:pPr>
               <w:pStyle w:val="wc5"/>
             </w:pPr>
-            <w:r>
-              <w:t>CT(pF)</w:t>
+            <w:proofErr w:type="gramStart"/>
+            <w:r>
+              <w:t>CT(</w:t>
+            </w:r>
+            <w:proofErr w:type="gramEnd"/>
+            <w:r>
+              <w:t>pF)</w:t>
             </w:r>
           </w:p>
         </w:tc>
@@ -24007,7 +24662,7 @@
       </w:pPr>
       <w:r>
         <w:drawing>
-          <wp:inline distT="0" distB="0" distL="0" distR="0" wp14:anchorId="1BC1BC58" wp14:editId="754E9E86">
+          <wp:inline distT="0" distB="0" distL="0" distR="0" wp14:anchorId="509359FD" wp14:editId="3FF02C61">
             <wp:extent cx="4262400" cy="3520800"/>
             <wp:effectExtent l="0" t="0" r="0" b="0"/>
             <wp:docPr id="112" name="Picture"/>
@@ -24184,7 +24839,15 @@
         <w:t>不同加热时间下结到壳的热阻</w:t>
       </w:r>
       <w:r>
-        <w:t xml:space="preserve"> Rth(j-c) </w:t>
+        <w:t xml:space="preserve"> </w:t>
+      </w:r>
+      <w:proofErr w:type="spellStart"/>
+      <w:r>
+        <w:t>Rth</w:t>
+      </w:r>
+      <w:proofErr w:type="spellEnd"/>
+      <w:r>
+        <w:t xml:space="preserve">(j-c) </w:t>
       </w:r>
       <w:r>
         <w:rPr>
@@ -24199,7 +24862,7 @@
       </w:pPr>
       <w:r>
         <w:drawing>
-          <wp:inline distT="0" distB="0" distL="0" distR="0" wp14:anchorId="3C2AAE72" wp14:editId="743C3785">
+          <wp:inline distT="0" distB="0" distL="0" distR="0" wp14:anchorId="7BE36D89" wp14:editId="5EEE1AFA">
             <wp:extent cx="3996000" cy="3261600"/>
             <wp:effectExtent l="0" t="0" r="0" b="0"/>
             <wp:docPr id="115" name="Picture"/>
@@ -24271,12 +24934,14 @@
         </w:rPr>
         <w:t>单臂</w:t>
       </w:r>
+      <w:proofErr w:type="spellStart"/>
       <w:r>
         <w:rPr>
           <w:rFonts w:hint="eastAsia"/>
         </w:rPr>
         <w:t>Rth</w:t>
       </w:r>
+      <w:proofErr w:type="spellEnd"/>
       <w:r>
         <w:rPr>
           <w:rFonts w:hint="eastAsia"/>
@@ -24302,7 +24967,7 @@
       </w:pPr>
       <w:r>
         <w:drawing>
-          <wp:inline distT="0" distB="0" distL="0" distR="0" wp14:anchorId="3620AB5F" wp14:editId="452AD045">
+          <wp:inline distT="0" distB="0" distL="0" distR="0" wp14:anchorId="6F8DCC8C" wp14:editId="2DED0DFF">
             <wp:extent cx="3996000" cy="3261600"/>
             <wp:effectExtent l="0" t="0" r="0" b="0"/>
             <wp:docPr id="118" name="Picture"/>
@@ -24377,12 +25042,14 @@
         </w:rPr>
         <w:t>器件</w:t>
       </w:r>
+      <w:proofErr w:type="spellStart"/>
       <w:r>
         <w:rPr>
           <w:rFonts w:hint="eastAsia"/>
         </w:rPr>
         <w:t>Rth</w:t>
       </w:r>
+      <w:proofErr w:type="spellEnd"/>
       <w:r>
         <w:rPr>
           <w:rFonts w:hint="eastAsia"/>
@@ -24591,7 +25258,15 @@
               <w:pStyle w:val="wc5"/>
             </w:pPr>
             <w:r>
-              <w:t>IR1(uA)</w:t>
+              <w:t>IR1(</w:t>
+            </w:r>
+            <w:proofErr w:type="spellStart"/>
+            <w:r>
+              <w:t>uA</w:t>
+            </w:r>
+            <w:proofErr w:type="spellEnd"/>
+            <w:r>
+              <w:t>)</w:t>
             </w:r>
           </w:p>
         </w:tc>
@@ -27214,8 +27889,13 @@
             <w:pPr>
               <w:pStyle w:val="wc5"/>
             </w:pPr>
-            <w:r>
-              <w:t>VFl(V)</w:t>
+            <w:proofErr w:type="spellStart"/>
+            <w:r>
+              <w:t>VFl</w:t>
+            </w:r>
+            <w:proofErr w:type="spellEnd"/>
+            <w:r>
+              <w:t>(V)</w:t>
             </w:r>
           </w:p>
         </w:tc>
@@ -27241,7 +27921,15 @@
               <w:pStyle w:val="wc5"/>
             </w:pPr>
             <w:r>
-              <w:t>IR1(uA)</w:t>
+              <w:t>IR1(</w:t>
+            </w:r>
+            <w:proofErr w:type="spellStart"/>
+            <w:r>
+              <w:t>uA</w:t>
+            </w:r>
+            <w:proofErr w:type="spellEnd"/>
+            <w:r>
+              <w:t>)</w:t>
             </w:r>
           </w:p>
         </w:tc>
@@ -30687,7 +31375,9 @@
           </w:tcPr>
           <w:p>
             <w:pPr>
-              <w:pStyle w:val="wc5"/>
+              <w:rPr>
+                <w:rFonts w:hint="eastAsia"/>
+              </w:rPr>
             </w:pPr>
           </w:p>
         </w:tc>
@@ -31153,7 +31843,15 @@
               <w:pStyle w:val="wc5"/>
             </w:pPr>
             <w:r>
-              <w:t>IR1(uA)</w:t>
+              <w:t>IR1(</w:t>
+            </w:r>
+            <w:proofErr w:type="spellStart"/>
+            <w:r>
+              <w:t>uA</w:t>
+            </w:r>
+            <w:proofErr w:type="spellEnd"/>
+            <w:r>
+              <w:t>)</w:t>
             </w:r>
           </w:p>
         </w:tc>
@@ -33397,7 +34095,15 @@
               <w:pStyle w:val="wc5"/>
             </w:pPr>
             <w:r>
-              <w:t>IR1(uA)</w:t>
+              <w:t>IR1(</w:t>
+            </w:r>
+            <w:proofErr w:type="spellStart"/>
+            <w:r>
+              <w:t>uA</w:t>
+            </w:r>
+            <w:proofErr w:type="spellEnd"/>
+            <w:r>
+              <w:t>)</w:t>
             </w:r>
           </w:p>
         </w:tc>
@@ -35626,7 +36332,15 @@
               <w:pStyle w:val="wc5"/>
             </w:pPr>
             <w:r>
-              <w:t>IR1(uA)</w:t>
+              <w:t>IR1(</w:t>
+            </w:r>
+            <w:proofErr w:type="spellStart"/>
+            <w:r>
+              <w:t>uA</w:t>
+            </w:r>
+            <w:proofErr w:type="spellEnd"/>
+            <w:r>
+              <w:t>)</w:t>
             </w:r>
           </w:p>
         </w:tc>
@@ -36995,7 +37709,15 @@
               <w:pStyle w:val="wc5"/>
             </w:pPr>
             <w:r>
-              <w:t>IR1(uA)</w:t>
+              <w:t>IR1(</w:t>
+            </w:r>
+            <w:proofErr w:type="spellStart"/>
+            <w:r>
+              <w:t>uA</w:t>
+            </w:r>
+            <w:proofErr w:type="spellEnd"/>
+            <w:r>
+              <w:t>)</w:t>
             </w:r>
           </w:p>
         </w:tc>
@@ -38363,8 +39085,18 @@
             <w:pPr>
               <w:pStyle w:val="wc5"/>
             </w:pPr>
-            <w:r>
-              <w:t>IR( uA)</w:t>
+            <w:proofErr w:type="gramStart"/>
+            <w:r>
+              <w:t xml:space="preserve">IR( </w:t>
+            </w:r>
+            <w:proofErr w:type="spellStart"/>
+            <w:r>
+              <w:t>uA</w:t>
+            </w:r>
+            <w:proofErr w:type="spellEnd"/>
+            <w:proofErr w:type="gramEnd"/>
+            <w:r>
+              <w:t>)</w:t>
             </w:r>
           </w:p>
         </w:tc>
@@ -39787,7 +40519,15 @@
               <w:pStyle w:val="wc5"/>
             </w:pPr>
             <w:r>
-              <w:t>IR1(uA)</w:t>
+              <w:t>IR1(</w:t>
+            </w:r>
+            <w:proofErr w:type="spellStart"/>
+            <w:r>
+              <w:t>uA</w:t>
+            </w:r>
+            <w:proofErr w:type="spellEnd"/>
+            <w:r>
+              <w:t>)</w:t>
             </w:r>
           </w:p>
         </w:tc>
@@ -39826,7 +40566,15 @@
               <w:pStyle w:val="wc5"/>
             </w:pPr>
             <w:r>
-              <w:t>IR1(uA)</w:t>
+              <w:t>IR1(</w:t>
+            </w:r>
+            <w:proofErr w:type="spellStart"/>
+            <w:r>
+              <w:t>uA</w:t>
+            </w:r>
+            <w:proofErr w:type="spellEnd"/>
+            <w:r>
+              <w:t>)</w:t>
             </w:r>
           </w:p>
         </w:tc>
@@ -39866,7 +40614,15 @@
               <w:pStyle w:val="wc5"/>
             </w:pPr>
             <w:r>
-              <w:t>IR1(uA)</w:t>
+              <w:t>IR1(</w:t>
+            </w:r>
+            <w:proofErr w:type="spellStart"/>
+            <w:r>
+              <w:t>uA</w:t>
+            </w:r>
+            <w:proofErr w:type="spellEnd"/>
+            <w:r>
+              <w:t>)</w:t>
             </w:r>
           </w:p>
         </w:tc>
@@ -43742,7 +44498,15 @@
               <w:pStyle w:val="wc5"/>
             </w:pPr>
             <w:r>
-              <w:t>IR1(uA)</w:t>
+              <w:t>IR1(</w:t>
+            </w:r>
+            <w:proofErr w:type="spellStart"/>
+            <w:r>
+              <w:t>uA</w:t>
+            </w:r>
+            <w:proofErr w:type="spellEnd"/>
+            <w:r>
+              <w:t>)</w:t>
             </w:r>
           </w:p>
         </w:tc>
@@ -43781,7 +44545,15 @@
               <w:pStyle w:val="wc5"/>
             </w:pPr>
             <w:r>
-              <w:t>IR1(uA)</w:t>
+              <w:t>IR1(</w:t>
+            </w:r>
+            <w:proofErr w:type="spellStart"/>
+            <w:r>
+              <w:t>uA</w:t>
+            </w:r>
+            <w:proofErr w:type="spellEnd"/>
+            <w:r>
+              <w:t>)</w:t>
             </w:r>
           </w:p>
         </w:tc>
@@ -45070,7 +45842,21 @@
         <w:rPr>
           <w:rFonts w:hint="eastAsia"/>
         </w:rPr>
-        <w:t>），产品以二、三极管为主，产品达数十个品种、百余个系列，上千个规格，其中电压调整、电压基准、瞬态电压抑制二极管是我公司特色产品，目前部分产品质量等级可达到</w:t>
+        <w:t>），产品以二、三极管为主，产品达数十个品种、百余个系列，上千</w:t>
+      </w:r>
+      <w:proofErr w:type="gramStart"/>
+      <w:r>
+        <w:rPr>
+          <w:rFonts w:hint="eastAsia"/>
+        </w:rPr>
+        <w:t>个</w:t>
+      </w:r>
+      <w:proofErr w:type="gramEnd"/>
+      <w:r>
+        <w:rPr>
+          <w:rFonts w:hint="eastAsia"/>
+        </w:rPr>
+        <w:t>规格，其中电压调整、电压基准、瞬态电压抑制二极管是我公司特色产品，目前部分产品质量等级可达到</w:t>
       </w:r>
       <w:r>
         <w:rPr>
@@ -45248,8 +46034,16 @@
         <w:rPr>
           <w:rFonts w:hint="eastAsia"/>
         </w:rPr>
-        <w:t>市场负责人：黄敬义</w:t>
-      </w:r>
+        <w:t>市场负责人：</w:t>
+      </w:r>
+      <w:proofErr w:type="gramStart"/>
+      <w:r>
+        <w:rPr>
+          <w:rFonts w:hint="eastAsia"/>
+        </w:rPr>
+        <w:t>黄敬义</w:t>
+      </w:r>
+      <w:proofErr w:type="gramEnd"/>
       <w:r>
         <w:t xml:space="preserve"> </w:t>
       </w:r>
@@ -46011,7 +46805,7 @@
   <w:style w:type="paragraph" w:default="1" w:styleId="a1">
     <w:name w:val="Normal"/>
     <w:qFormat/>
-    <w:rsid w:val="007A680F"/>
+    <w:rsid w:val="00FC6EFA"/>
     <w:pPr>
       <w:widowControl w:val="0"/>
       <w:spacing w:after="160" w:line="278" w:lineRule="auto"/>
@@ -46030,7 +46824,7 @@
     <w:link w:val="10"/>
     <w:uiPriority w:val="9"/>
     <w:qFormat/>
-    <w:rsid w:val="007A680F"/>
+    <w:rsid w:val="00FC6EFA"/>
     <w:pPr>
       <w:keepNext/>
       <w:keepLines/>
@@ -46052,7 +46846,7 @@
     <w:uiPriority w:val="9"/>
     <w:unhideWhenUsed/>
     <w:qFormat/>
-    <w:rsid w:val="007A680F"/>
+    <w:rsid w:val="00FC6EFA"/>
     <w:pPr>
       <w:keepNext/>
       <w:keepLines/>
@@ -46074,7 +46868,7 @@
     <w:uiPriority w:val="9"/>
     <w:unhideWhenUsed/>
     <w:qFormat/>
-    <w:rsid w:val="007A680F"/>
+    <w:rsid w:val="00FC6EFA"/>
     <w:pPr>
       <w:keepNext/>
       <w:keepLines/>
@@ -46097,7 +46891,7 @@
     <w:semiHidden/>
     <w:unhideWhenUsed/>
     <w:qFormat/>
-    <w:rsid w:val="007A680F"/>
+    <w:rsid w:val="00FC6EFA"/>
     <w:pPr>
       <w:keepNext/>
       <w:keepLines/>
@@ -46120,7 +46914,7 @@
     <w:semiHidden/>
     <w:unhideWhenUsed/>
     <w:qFormat/>
-    <w:rsid w:val="007A680F"/>
+    <w:rsid w:val="00FC6EFA"/>
     <w:pPr>
       <w:keepNext/>
       <w:keepLines/>
@@ -46142,7 +46936,7 @@
     <w:semiHidden/>
     <w:unhideWhenUsed/>
     <w:qFormat/>
-    <w:rsid w:val="007A680F"/>
+    <w:rsid w:val="00FC6EFA"/>
     <w:pPr>
       <w:keepNext/>
       <w:keepLines/>
@@ -46165,7 +46959,7 @@
     <w:semiHidden/>
     <w:unhideWhenUsed/>
     <w:qFormat/>
-    <w:rsid w:val="007A680F"/>
+    <w:rsid w:val="00FC6EFA"/>
     <w:pPr>
       <w:keepNext/>
       <w:keepLines/>
@@ -46188,7 +46982,7 @@
     <w:semiHidden/>
     <w:unhideWhenUsed/>
     <w:qFormat/>
-    <w:rsid w:val="007A680F"/>
+    <w:rsid w:val="00FC6EFA"/>
     <w:pPr>
       <w:keepNext/>
       <w:keepLines/>
@@ -46209,7 +47003,7 @@
     <w:semiHidden/>
     <w:unhideWhenUsed/>
     <w:qFormat/>
-    <w:rsid w:val="007A680F"/>
+    <w:rsid w:val="00FC6EFA"/>
     <w:pPr>
       <w:keepNext/>
       <w:keepLines/>
@@ -46226,7 +47020,7 @@
     <w:uiPriority w:val="1"/>
     <w:semiHidden/>
     <w:unhideWhenUsed/>
-    <w:rsid w:val="007A680F"/>
+    <w:rsid w:val="00FC6EFA"/>
   </w:style>
   <w:style w:type="table" w:default="1" w:styleId="a3">
     <w:name w:val="Normal Table"/>
@@ -46248,7 +47042,7 @@
     <w:uiPriority w:val="99"/>
     <w:semiHidden/>
     <w:unhideWhenUsed/>
-    <w:rsid w:val="007A680F"/>
+    <w:rsid w:val="00FC6EFA"/>
   </w:style>
   <w:style w:type="paragraph" w:customStyle="1" w:styleId="Compact">
     <w:name w:val="Compact"/>
@@ -46265,7 +47059,7 @@
     <w:link w:val="a6"/>
     <w:uiPriority w:val="99"/>
     <w:unhideWhenUsed/>
-    <w:rsid w:val="007A680F"/>
+    <w:rsid w:val="00FC6EFA"/>
     <w:pPr>
       <w:spacing w:after="120"/>
     </w:pPr>
@@ -46291,7 +47085,7 @@
     <w:link w:val="a8"/>
     <w:uiPriority w:val="10"/>
     <w:qFormat/>
-    <w:rsid w:val="007A680F"/>
+    <w:rsid w:val="00FC6EFA"/>
     <w:pPr>
       <w:spacing w:after="80" w:line="240" w:lineRule="auto"/>
       <w:contextualSpacing/>
@@ -46310,7 +47104,7 @@
     <w:basedOn w:val="a2"/>
     <w:link w:val="a7"/>
     <w:uiPriority w:val="10"/>
-    <w:rsid w:val="007A680F"/>
+    <w:rsid w:val="00FC6EFA"/>
     <w:rPr>
       <w:rFonts w:asciiTheme="majorHAnsi" w:eastAsiaTheme="majorEastAsia" w:hAnsiTheme="majorHAnsi" w:cstheme="majorBidi"/>
       <w:spacing w:val="-10"/>
@@ -46327,7 +47121,7 @@
     <w:link w:val="aa"/>
     <w:uiPriority w:val="11"/>
     <w:qFormat/>
-    <w:rsid w:val="007A680F"/>
+    <w:rsid w:val="00FC6EFA"/>
     <w:pPr>
       <w:numPr>
         <w:ilvl w:val="1"/>
@@ -46347,7 +47141,7 @@
     <w:basedOn w:val="a2"/>
     <w:link w:val="a9"/>
     <w:uiPriority w:val="11"/>
-    <w:rsid w:val="007A680F"/>
+    <w:rsid w:val="00FC6EFA"/>
     <w:rPr>
       <w:rFonts w:asciiTheme="majorHAnsi" w:eastAsiaTheme="majorEastAsia" w:hAnsiTheme="majorHAnsi" w:cstheme="majorBidi"/>
       <w:color w:val="595959" w:themeColor="text1" w:themeTint="A6"/>
@@ -46428,7 +47222,7 @@
     <w:basedOn w:val="a2"/>
     <w:link w:val="1"/>
     <w:uiPriority w:val="9"/>
-    <w:rsid w:val="007A680F"/>
+    <w:rsid w:val="00FC6EFA"/>
     <w:rPr>
       <w:rFonts w:asciiTheme="majorHAnsi" w:eastAsiaTheme="majorEastAsia" w:hAnsiTheme="majorHAnsi" w:cstheme="majorBidi"/>
       <w:color w:val="0F4761" w:themeColor="accent1" w:themeShade="BF"/>
@@ -46443,7 +47237,7 @@
     <w:basedOn w:val="a2"/>
     <w:link w:val="21"/>
     <w:uiPriority w:val="9"/>
-    <w:rsid w:val="007A680F"/>
+    <w:rsid w:val="00FC6EFA"/>
     <w:rPr>
       <w:rFonts w:asciiTheme="majorHAnsi" w:eastAsiaTheme="majorEastAsia" w:hAnsiTheme="majorHAnsi" w:cstheme="majorBidi"/>
       <w:color w:val="0F4761" w:themeColor="accent1" w:themeShade="BF"/>
@@ -46458,7 +47252,7 @@
     <w:basedOn w:val="a2"/>
     <w:link w:val="31"/>
     <w:uiPriority w:val="9"/>
-    <w:rsid w:val="007A680F"/>
+    <w:rsid w:val="00FC6EFA"/>
     <w:rPr>
       <w:rFonts w:asciiTheme="majorHAnsi" w:eastAsiaTheme="majorEastAsia" w:hAnsiTheme="majorHAnsi" w:cstheme="majorBidi"/>
       <w:color w:val="0F4761" w:themeColor="accent1" w:themeShade="BF"/>
@@ -46474,7 +47268,7 @@
     <w:link w:val="4"/>
     <w:uiPriority w:val="9"/>
     <w:semiHidden/>
-    <w:rsid w:val="007A680F"/>
+    <w:rsid w:val="00FC6EFA"/>
     <w:rPr>
       <w:rFonts w:cstheme="majorBidi"/>
       <w:color w:val="0F4761" w:themeColor="accent1" w:themeShade="BF"/>
@@ -46490,7 +47284,7 @@
     <w:link w:val="5"/>
     <w:uiPriority w:val="9"/>
     <w:semiHidden/>
-    <w:rsid w:val="007A680F"/>
+    <w:rsid w:val="00FC6EFA"/>
     <w:rPr>
       <w:rFonts w:cstheme="majorBidi"/>
       <w:color w:val="0F4761" w:themeColor="accent1" w:themeShade="BF"/>
@@ -46505,7 +47299,7 @@
     <w:link w:val="6"/>
     <w:uiPriority w:val="9"/>
     <w:semiHidden/>
-    <w:rsid w:val="007A680F"/>
+    <w:rsid w:val="00FC6EFA"/>
     <w:rPr>
       <w:rFonts w:cstheme="majorBidi"/>
       <w:b/>
@@ -46523,7 +47317,7 @@
     <w:link w:val="7"/>
     <w:uiPriority w:val="9"/>
     <w:semiHidden/>
-    <w:rsid w:val="007A680F"/>
+    <w:rsid w:val="00FC6EFA"/>
     <w:rPr>
       <w:rFonts w:cstheme="majorBidi"/>
       <w:b/>
@@ -46541,7 +47335,7 @@
     <w:link w:val="8"/>
     <w:uiPriority w:val="9"/>
     <w:semiHidden/>
-    <w:rsid w:val="007A680F"/>
+    <w:rsid w:val="00FC6EFA"/>
     <w:rPr>
       <w:rFonts w:cstheme="majorBidi"/>
       <w:color w:val="595959" w:themeColor="text1" w:themeTint="A6"/>
@@ -46557,7 +47351,7 @@
     <w:link w:val="9"/>
     <w:uiPriority w:val="9"/>
     <w:semiHidden/>
-    <w:rsid w:val="007A680F"/>
+    <w:rsid w:val="00FC6EFA"/>
     <w:rPr>
       <w:rFonts w:eastAsiaTheme="majorEastAsia" w:cstheme="majorBidi"/>
       <w:color w:val="595959" w:themeColor="text1" w:themeTint="A6"/>
@@ -46666,7 +47460,7 @@
     <w:uiPriority w:val="35"/>
     <w:unhideWhenUsed/>
     <w:qFormat/>
-    <w:rsid w:val="007A680F"/>
+    <w:rsid w:val="00FC6EFA"/>
     <w:rPr>
       <w:rFonts w:asciiTheme="majorHAnsi" w:eastAsia="黑体" w:hAnsiTheme="majorHAnsi" w:cstheme="majorBidi"/>
       <w:sz w:val="20"/>
@@ -46762,7 +47556,7 @@
     <w:uiPriority w:val="39"/>
     <w:unhideWhenUsed/>
     <w:qFormat/>
-    <w:rsid w:val="007A680F"/>
+    <w:rsid w:val="00FC6EFA"/>
     <w:pPr>
       <w:outlineLvl w:val="9"/>
     </w:pPr>
@@ -46771,7 +47565,7 @@
     <w:name w:val="Table Grid"/>
     <w:basedOn w:val="a3"/>
     <w:uiPriority w:val="59"/>
-    <w:rsid w:val="007A680F"/>
+    <w:rsid w:val="00FC6EFA"/>
     <w:pPr>
       <w:spacing w:after="0"/>
     </w:pPr>
@@ -47187,7 +47981,7 @@
     <w:link w:val="af5"/>
     <w:uiPriority w:val="99"/>
     <w:unhideWhenUsed/>
-    <w:rsid w:val="007A680F"/>
+    <w:rsid w:val="00FC6EFA"/>
     <w:pPr>
       <w:tabs>
         <w:tab w:val="center" w:pos="4680"/>
@@ -47200,7 +47994,7 @@
     <w:basedOn w:val="a2"/>
     <w:link w:val="af4"/>
     <w:uiPriority w:val="99"/>
-    <w:rsid w:val="007A680F"/>
+    <w:rsid w:val="00FC6EFA"/>
     <w:rPr>
       <w:kern w:val="2"/>
       <w:sz w:val="22"/>
@@ -47214,7 +48008,7 @@
     <w:link w:val="af7"/>
     <w:uiPriority w:val="99"/>
     <w:unhideWhenUsed/>
-    <w:rsid w:val="007A680F"/>
+    <w:rsid w:val="00FC6EFA"/>
     <w:pPr>
       <w:tabs>
         <w:tab w:val="center" w:pos="4680"/>
@@ -47227,7 +48021,7 @@
     <w:basedOn w:val="a2"/>
     <w:link w:val="af6"/>
     <w:uiPriority w:val="99"/>
-    <w:rsid w:val="007A680F"/>
+    <w:rsid w:val="00FC6EFA"/>
     <w:rPr>
       <w:kern w:val="2"/>
       <w:sz w:val="22"/>
@@ -47240,7 +48034,7 @@
     <w:basedOn w:val="wc0"/>
     <w:next w:val="wc1"/>
     <w:qFormat/>
-    <w:rsid w:val="007A680F"/>
+    <w:rsid w:val="00FC6EFA"/>
     <w:pPr>
       <w:jc w:val="center"/>
     </w:pPr>
@@ -47250,7 +48044,7 @@
     <w:basedOn w:val="1"/>
     <w:next w:val="wc1"/>
     <w:qFormat/>
-    <w:rsid w:val="007A680F"/>
+    <w:rsid w:val="00FC6EFA"/>
     <w:pPr>
       <w:spacing w:line="360" w:lineRule="auto"/>
     </w:pPr>
@@ -47264,7 +48058,7 @@
     <w:name w:val="wc正文"/>
     <w:basedOn w:val="a1"/>
     <w:qFormat/>
-    <w:rsid w:val="007A680F"/>
+    <w:rsid w:val="00FC6EFA"/>
     <w:pPr>
       <w:spacing w:line="360" w:lineRule="auto"/>
       <w:ind w:firstLineChars="200" w:firstLine="200"/>
@@ -47280,7 +48074,7 @@
     <w:basedOn w:val="21"/>
     <w:next w:val="wc1"/>
     <w:qFormat/>
-    <w:rsid w:val="007A680F"/>
+    <w:rsid w:val="00FC6EFA"/>
     <w:pPr>
       <w:spacing w:line="360" w:lineRule="auto"/>
     </w:pPr>
@@ -47295,7 +48089,7 @@
     <w:basedOn w:val="31"/>
     <w:next w:val="wc1"/>
     <w:qFormat/>
-    <w:rsid w:val="007A680F"/>
+    <w:rsid w:val="00FC6EFA"/>
     <w:pPr>
       <w:spacing w:line="360" w:lineRule="auto"/>
     </w:pPr>
@@ -47310,7 +48104,7 @@
     <w:basedOn w:val="af"/>
     <w:next w:val="wc1"/>
     <w:qFormat/>
-    <w:rsid w:val="007A680F"/>
+    <w:rsid w:val="00FC6EFA"/>
     <w:pPr>
       <w:spacing w:line="360" w:lineRule="auto"/>
       <w:jc w:val="center"/>
@@ -47325,7 +48119,7 @@
     <w:name w:val="wc表中文"/>
     <w:basedOn w:val="a1"/>
     <w:qFormat/>
-    <w:rsid w:val="007A680F"/>
+    <w:rsid w:val="00FC6EFA"/>
     <w:pPr>
       <w:spacing w:line="240" w:lineRule="auto"/>
     </w:pPr>
@@ -47340,7 +48134,7 @@
     <w:basedOn w:val="af"/>
     <w:next w:val="wc1"/>
     <w:qFormat/>
-    <w:rsid w:val="007A680F"/>
+    <w:rsid w:val="00FC6EFA"/>
     <w:pPr>
       <w:spacing w:line="360" w:lineRule="auto"/>
       <w:jc w:val="center"/>
@@ -47355,7 +48149,7 @@
     <w:name w:val="No Spacing"/>
     <w:uiPriority w:val="1"/>
     <w:qFormat/>
-    <w:rsid w:val="007A680F"/>
+    <w:rsid w:val="00FC6EFA"/>
     <w:pPr>
       <w:spacing w:after="0"/>
     </w:pPr>
@@ -47369,7 +48163,7 @@
     <w:basedOn w:val="a1"/>
     <w:uiPriority w:val="34"/>
     <w:qFormat/>
-    <w:rsid w:val="007A680F"/>
+    <w:rsid w:val="00FC6EFA"/>
     <w:pPr>
       <w:ind w:left="720"/>
       <w:contextualSpacing/>
@@ -47380,7 +48174,7 @@
     <w:basedOn w:val="a2"/>
     <w:link w:val="a5"/>
     <w:uiPriority w:val="99"/>
-    <w:rsid w:val="007A680F"/>
+    <w:rsid w:val="00FC6EFA"/>
     <w:rPr>
       <w:kern w:val="2"/>
       <w:sz w:val="22"/>
@@ -47394,7 +48188,7 @@
     <w:link w:val="24"/>
     <w:uiPriority w:val="99"/>
     <w:unhideWhenUsed/>
-    <w:rsid w:val="007A680F"/>
+    <w:rsid w:val="00FC6EFA"/>
     <w:pPr>
       <w:spacing w:after="120" w:line="480" w:lineRule="auto"/>
     </w:pPr>
@@ -47404,7 +48198,7 @@
     <w:basedOn w:val="a2"/>
     <w:link w:val="23"/>
     <w:uiPriority w:val="99"/>
-    <w:rsid w:val="007A680F"/>
+    <w:rsid w:val="00FC6EFA"/>
     <w:rPr>
       <w:kern w:val="2"/>
       <w:sz w:val="22"/>
@@ -47418,7 +48212,7 @@
     <w:link w:val="34"/>
     <w:uiPriority w:val="99"/>
     <w:unhideWhenUsed/>
-    <w:rsid w:val="007A680F"/>
+    <w:rsid w:val="00FC6EFA"/>
     <w:pPr>
       <w:spacing w:after="120"/>
     </w:pPr>
@@ -47432,7 +48226,7 @@
     <w:basedOn w:val="a2"/>
     <w:link w:val="33"/>
     <w:uiPriority w:val="99"/>
-    <w:rsid w:val="007A680F"/>
+    <w:rsid w:val="00FC6EFA"/>
     <w:rPr>
       <w:kern w:val="2"/>
       <w:sz w:val="16"/>
@@ -47445,7 +48239,7 @@
     <w:basedOn w:val="a1"/>
     <w:uiPriority w:val="99"/>
     <w:unhideWhenUsed/>
-    <w:rsid w:val="007A680F"/>
+    <w:rsid w:val="00FC6EFA"/>
     <w:pPr>
       <w:ind w:left="360" w:hanging="360"/>
       <w:contextualSpacing/>
@@ -47456,7 +48250,7 @@
     <w:basedOn w:val="a1"/>
     <w:uiPriority w:val="99"/>
     <w:unhideWhenUsed/>
-    <w:rsid w:val="007A680F"/>
+    <w:rsid w:val="00FC6EFA"/>
     <w:pPr>
       <w:ind w:left="720" w:hanging="360"/>
       <w:contextualSpacing/>
@@ -47467,7 +48261,7 @@
     <w:basedOn w:val="a1"/>
     <w:uiPriority w:val="99"/>
     <w:unhideWhenUsed/>
-    <w:rsid w:val="007A680F"/>
+    <w:rsid w:val="00FC6EFA"/>
     <w:pPr>
       <w:ind w:left="1080" w:hanging="360"/>
       <w:contextualSpacing/>
@@ -47478,7 +48272,7 @@
     <w:basedOn w:val="a1"/>
     <w:uiPriority w:val="99"/>
     <w:unhideWhenUsed/>
-    <w:rsid w:val="007A680F"/>
+    <w:rsid w:val="00FC6EFA"/>
     <w:pPr>
       <w:numPr>
         <w:numId w:val="3"/>
@@ -47491,7 +48285,7 @@
     <w:basedOn w:val="a1"/>
     <w:uiPriority w:val="99"/>
     <w:unhideWhenUsed/>
-    <w:rsid w:val="007A680F"/>
+    <w:rsid w:val="00FC6EFA"/>
     <w:pPr>
       <w:numPr>
         <w:numId w:val="4"/>
@@ -47504,7 +48298,7 @@
     <w:basedOn w:val="a1"/>
     <w:uiPriority w:val="99"/>
     <w:unhideWhenUsed/>
-    <w:rsid w:val="007A680F"/>
+    <w:rsid w:val="00FC6EFA"/>
     <w:pPr>
       <w:numPr>
         <w:numId w:val="5"/>
@@ -47517,7 +48311,7 @@
     <w:basedOn w:val="a1"/>
     <w:uiPriority w:val="99"/>
     <w:unhideWhenUsed/>
-    <w:rsid w:val="007A680F"/>
+    <w:rsid w:val="00FC6EFA"/>
     <w:pPr>
       <w:numPr>
         <w:numId w:val="7"/>
@@ -47530,7 +48324,7 @@
     <w:basedOn w:val="a1"/>
     <w:uiPriority w:val="99"/>
     <w:unhideWhenUsed/>
-    <w:rsid w:val="007A680F"/>
+    <w:rsid w:val="00FC6EFA"/>
     <w:pPr>
       <w:numPr>
         <w:numId w:val="8"/>
@@ -47543,7 +48337,7 @@
     <w:basedOn w:val="a1"/>
     <w:uiPriority w:val="99"/>
     <w:unhideWhenUsed/>
-    <w:rsid w:val="007A680F"/>
+    <w:rsid w:val="00FC6EFA"/>
     <w:pPr>
       <w:numPr>
         <w:numId w:val="9"/>
@@ -47556,7 +48350,7 @@
     <w:basedOn w:val="a1"/>
     <w:uiPriority w:val="99"/>
     <w:unhideWhenUsed/>
-    <w:rsid w:val="007A680F"/>
+    <w:rsid w:val="00FC6EFA"/>
     <w:pPr>
       <w:spacing w:after="120"/>
       <w:ind w:left="360"/>
@@ -47568,7 +48362,7 @@
     <w:basedOn w:val="a1"/>
     <w:uiPriority w:val="99"/>
     <w:unhideWhenUsed/>
-    <w:rsid w:val="007A680F"/>
+    <w:rsid w:val="00FC6EFA"/>
     <w:pPr>
       <w:spacing w:after="120"/>
       <w:ind w:left="720"/>
@@ -47580,7 +48374,7 @@
     <w:basedOn w:val="a1"/>
     <w:uiPriority w:val="99"/>
     <w:unhideWhenUsed/>
-    <w:rsid w:val="007A680F"/>
+    <w:rsid w:val="00FC6EFA"/>
     <w:pPr>
       <w:spacing w:after="120"/>
       <w:ind w:left="1080"/>
@@ -47592,7 +48386,7 @@
     <w:link w:val="afd"/>
     <w:uiPriority w:val="99"/>
     <w:unhideWhenUsed/>
-    <w:rsid w:val="007A680F"/>
+    <w:rsid w:val="00FC6EFA"/>
     <w:pPr>
       <w:tabs>
         <w:tab w:val="left" w:pos="576"/>
@@ -47616,7 +48410,7 @@
     <w:basedOn w:val="a2"/>
     <w:link w:val="afc"/>
     <w:uiPriority w:val="99"/>
-    <w:rsid w:val="007A680F"/>
+    <w:rsid w:val="00FC6EFA"/>
     <w:rPr>
       <w:rFonts w:ascii="Courier" w:hAnsi="Courier"/>
       <w:sz w:val="20"/>
@@ -47630,7 +48424,7 @@
     <w:link w:val="aff"/>
     <w:uiPriority w:val="29"/>
     <w:qFormat/>
-    <w:rsid w:val="007A680F"/>
+    <w:rsid w:val="00FC6EFA"/>
     <w:pPr>
       <w:spacing w:before="160"/>
       <w:jc w:val="center"/>
@@ -47646,7 +48440,7 @@
     <w:basedOn w:val="a2"/>
     <w:link w:val="afe"/>
     <w:uiPriority w:val="29"/>
-    <w:rsid w:val="007A680F"/>
+    <w:rsid w:val="00FC6EFA"/>
     <w:rPr>
       <w:i/>
       <w:iCs/>
@@ -47662,7 +48456,7 @@
     <w:basedOn w:val="a2"/>
     <w:uiPriority w:val="22"/>
     <w:qFormat/>
-    <w:rsid w:val="007A680F"/>
+    <w:rsid w:val="00FC6EFA"/>
     <w:rPr>
       <w:b/>
       <w:bCs/>
@@ -47673,7 +48467,7 @@
     <w:basedOn w:val="a2"/>
     <w:uiPriority w:val="20"/>
     <w:qFormat/>
-    <w:rsid w:val="007A680F"/>
+    <w:rsid w:val="00FC6EFA"/>
     <w:rPr>
       <w:i/>
       <w:iCs/>
@@ -47686,7 +48480,7 @@
     <w:link w:val="aff3"/>
     <w:uiPriority w:val="30"/>
     <w:qFormat/>
-    <w:rsid w:val="007A680F"/>
+    <w:rsid w:val="00FC6EFA"/>
     <w:pPr>
       <w:pBdr>
         <w:top w:val="single" w:sz="4" w:space="10" w:color="0F4761" w:themeColor="accent1" w:themeShade="BF"/>
@@ -47707,7 +48501,7 @@
     <w:basedOn w:val="a2"/>
     <w:link w:val="aff2"/>
     <w:uiPriority w:val="30"/>
-    <w:rsid w:val="007A680F"/>
+    <w:rsid w:val="00FC6EFA"/>
     <w:rPr>
       <w:i/>
       <w:iCs/>
@@ -47723,7 +48517,7 @@
     <w:basedOn w:val="a2"/>
     <w:uiPriority w:val="19"/>
     <w:qFormat/>
-    <w:rsid w:val="007A680F"/>
+    <w:rsid w:val="00FC6EFA"/>
     <w:rPr>
       <w:i/>
       <w:iCs/>
@@ -47735,7 +48529,7 @@
     <w:basedOn w:val="a2"/>
     <w:uiPriority w:val="21"/>
     <w:qFormat/>
-    <w:rsid w:val="007A680F"/>
+    <w:rsid w:val="00FC6EFA"/>
     <w:rPr>
       <w:i/>
       <w:iCs/>
@@ -47747,7 +48541,7 @@
     <w:basedOn w:val="a2"/>
     <w:uiPriority w:val="31"/>
     <w:qFormat/>
-    <w:rsid w:val="007A680F"/>
+    <w:rsid w:val="00FC6EFA"/>
     <w:rPr>
       <w:smallCaps/>
       <w:color w:val="E97132" w:themeColor="accent2"/>
@@ -47759,7 +48553,7 @@
     <w:basedOn w:val="a2"/>
     <w:uiPriority w:val="32"/>
     <w:qFormat/>
-    <w:rsid w:val="007A680F"/>
+    <w:rsid w:val="00FC6EFA"/>
     <w:rPr>
       <w:b/>
       <w:bCs/>
@@ -47773,7 +48567,7 @@
     <w:basedOn w:val="a2"/>
     <w:uiPriority w:val="33"/>
     <w:qFormat/>
-    <w:rsid w:val="007A680F"/>
+    <w:rsid w:val="00FC6EFA"/>
     <w:rPr>
       <w:b/>
       <w:bCs/>
@@ -47785,7 +48579,7 @@
     <w:name w:val="Light Shading"/>
     <w:basedOn w:val="a3"/>
     <w:uiPriority w:val="60"/>
-    <w:rsid w:val="007A680F"/>
+    <w:rsid w:val="00FC6EFA"/>
     <w:pPr>
       <w:spacing w:after="0"/>
     </w:pPr>
@@ -47883,7 +48677,7 @@
     <w:name w:val="Light Shading Accent 1"/>
     <w:basedOn w:val="a3"/>
     <w:uiPriority w:val="60"/>
-    <w:rsid w:val="007A680F"/>
+    <w:rsid w:val="00FC6EFA"/>
     <w:pPr>
       <w:spacing w:after="0"/>
     </w:pPr>
@@ -47981,7 +48775,7 @@
     <w:name w:val="Light Shading Accent 2"/>
     <w:basedOn w:val="a3"/>
     <w:uiPriority w:val="60"/>
-    <w:rsid w:val="007A680F"/>
+    <w:rsid w:val="00FC6EFA"/>
     <w:pPr>
       <w:spacing w:after="0"/>
     </w:pPr>
@@ -48079,7 +48873,7 @@
     <w:name w:val="Light Shading Accent 3"/>
     <w:basedOn w:val="a3"/>
     <w:uiPriority w:val="60"/>
-    <w:rsid w:val="007A680F"/>
+    <w:rsid w:val="00FC6EFA"/>
     <w:pPr>
       <w:spacing w:after="0"/>
     </w:pPr>
@@ -48177,7 +48971,7 @@
     <w:name w:val="Light Shading Accent 4"/>
     <w:basedOn w:val="a3"/>
     <w:uiPriority w:val="60"/>
-    <w:rsid w:val="007A680F"/>
+    <w:rsid w:val="00FC6EFA"/>
     <w:pPr>
       <w:spacing w:after="0"/>
     </w:pPr>
@@ -48275,7 +49069,7 @@
     <w:name w:val="Light Shading Accent 5"/>
     <w:basedOn w:val="a3"/>
     <w:uiPriority w:val="60"/>
-    <w:rsid w:val="007A680F"/>
+    <w:rsid w:val="00FC6EFA"/>
     <w:pPr>
       <w:spacing w:after="0"/>
     </w:pPr>
@@ -48373,7 +49167,7 @@
     <w:name w:val="Light Shading Accent 6"/>
     <w:basedOn w:val="a3"/>
     <w:uiPriority w:val="60"/>
-    <w:rsid w:val="007A680F"/>
+    <w:rsid w:val="00FC6EFA"/>
     <w:pPr>
       <w:spacing w:after="0"/>
     </w:pPr>
@@ -48471,7 +49265,7 @@
     <w:name w:val="Light List"/>
     <w:basedOn w:val="a3"/>
     <w:uiPriority w:val="61"/>
-    <w:rsid w:val="007A680F"/>
+    <w:rsid w:val="00FC6EFA"/>
     <w:pPr>
       <w:spacing w:after="0"/>
     </w:pPr>
@@ -48560,7 +49354,7 @@
     <w:name w:val="Light List Accent 1"/>
     <w:basedOn w:val="a3"/>
     <w:uiPriority w:val="61"/>
-    <w:rsid w:val="007A680F"/>
+    <w:rsid w:val="00FC6EFA"/>
     <w:pPr>
       <w:spacing w:after="0"/>
     </w:pPr>
@@ -48649,7 +49443,7 @@
     <w:name w:val="Light List Accent 2"/>
     <w:basedOn w:val="a3"/>
     <w:uiPriority w:val="61"/>
-    <w:rsid w:val="007A680F"/>
+    <w:rsid w:val="00FC6EFA"/>
     <w:pPr>
       <w:spacing w:after="0"/>
     </w:pPr>
@@ -48738,7 +49532,7 @@
     <w:name w:val="Light List Accent 3"/>
     <w:basedOn w:val="a3"/>
     <w:uiPriority w:val="61"/>
-    <w:rsid w:val="007A680F"/>
+    <w:rsid w:val="00FC6EFA"/>
     <w:pPr>
       <w:spacing w:after="0"/>
     </w:pPr>
@@ -48827,7 +49621,7 @@
     <w:name w:val="Light List Accent 4"/>
     <w:basedOn w:val="a3"/>
     <w:uiPriority w:val="61"/>
-    <w:rsid w:val="007A680F"/>
+    <w:rsid w:val="00FC6EFA"/>
     <w:pPr>
       <w:spacing w:after="0"/>
     </w:pPr>
@@ -48916,7 +49710,7 @@
     <w:name w:val="Light List Accent 5"/>
     <w:basedOn w:val="a3"/>
     <w:uiPriority w:val="61"/>
-    <w:rsid w:val="007A680F"/>
+    <w:rsid w:val="00FC6EFA"/>
     <w:pPr>
       <w:spacing w:after="0"/>
     </w:pPr>
@@ -49005,7 +49799,7 @@
     <w:name w:val="Light List Accent 6"/>
     <w:basedOn w:val="a3"/>
     <w:uiPriority w:val="61"/>
-    <w:rsid w:val="007A680F"/>
+    <w:rsid w:val="00FC6EFA"/>
     <w:pPr>
       <w:spacing w:after="0"/>
     </w:pPr>
@@ -49094,7 +49888,7 @@
     <w:name w:val="Light Grid"/>
     <w:basedOn w:val="a3"/>
     <w:uiPriority w:val="62"/>
-    <w:rsid w:val="007A680F"/>
+    <w:rsid w:val="00FC6EFA"/>
     <w:pPr>
       <w:spacing w:after="0"/>
     </w:pPr>
@@ -49221,7 +50015,7 @@
     <w:name w:val="Light Grid Accent 1"/>
     <w:basedOn w:val="a3"/>
     <w:uiPriority w:val="62"/>
-    <w:rsid w:val="007A680F"/>
+    <w:rsid w:val="00FC6EFA"/>
     <w:pPr>
       <w:spacing w:after="0"/>
     </w:pPr>
@@ -49348,7 +50142,7 @@
     <w:name w:val="Light Grid Accent 2"/>
     <w:basedOn w:val="a3"/>
     <w:uiPriority w:val="62"/>
-    <w:rsid w:val="007A680F"/>
+    <w:rsid w:val="00FC6EFA"/>
     <w:pPr>
       <w:spacing w:after="0"/>
     </w:pPr>
@@ -49475,7 +50269,7 @@
     <w:name w:val="Light Grid Accent 3"/>
     <w:basedOn w:val="a3"/>
     <w:uiPriority w:val="62"/>
-    <w:rsid w:val="007A680F"/>
+    <w:rsid w:val="00FC6EFA"/>
     <w:pPr>
       <w:spacing w:after="0"/>
     </w:pPr>
@@ -49602,7 +50396,7 @@
     <w:name w:val="Light Grid Accent 4"/>
     <w:basedOn w:val="a3"/>
     <w:uiPriority w:val="62"/>
-    <w:rsid w:val="007A680F"/>
+    <w:rsid w:val="00FC6EFA"/>
     <w:pPr>
       <w:spacing w:after="0"/>
     </w:pPr>
@@ -49729,7 +50523,7 @@
     <w:name w:val="Light Grid Accent 5"/>
     <w:basedOn w:val="a3"/>
     <w:uiPriority w:val="62"/>
-    <w:rsid w:val="007A680F"/>
+    <w:rsid w:val="00FC6EFA"/>
     <w:pPr>
       <w:spacing w:after="0"/>
     </w:pPr>
@@ -49856,7 +50650,7 @@
     <w:name w:val="Light Grid Accent 6"/>
     <w:basedOn w:val="a3"/>
     <w:uiPriority w:val="62"/>
-    <w:rsid w:val="007A680F"/>
+    <w:rsid w:val="00FC6EFA"/>
     <w:pPr>
       <w:spacing w:after="0"/>
     </w:pPr>
@@ -49983,7 +50777,7 @@
     <w:name w:val="Medium Shading 1"/>
     <w:basedOn w:val="a3"/>
     <w:uiPriority w:val="63"/>
-    <w:rsid w:val="007A680F"/>
+    <w:rsid w:val="00FC6EFA"/>
     <w:pPr>
       <w:spacing w:after="0"/>
     </w:pPr>
@@ -50086,7 +50880,7 @@
     <w:name w:val="Medium Shading 1 Accent 1"/>
     <w:basedOn w:val="a3"/>
     <w:uiPriority w:val="63"/>
-    <w:rsid w:val="007A680F"/>
+    <w:rsid w:val="00FC6EFA"/>
     <w:pPr>
       <w:spacing w:after="0"/>
     </w:pPr>
@@ -50189,7 +50983,7 @@
     <w:name w:val="Medium Shading 1 Accent 2"/>
     <w:basedOn w:val="a3"/>
     <w:uiPriority w:val="63"/>
-    <w:rsid w:val="007A680F"/>
+    <w:rsid w:val="00FC6EFA"/>
     <w:pPr>
       <w:spacing w:after="0"/>
     </w:pPr>
@@ -50292,7 +51086,7 @@
     <w:name w:val="Medium Shading 1 Accent 3"/>
     <w:basedOn w:val="a3"/>
     <w:uiPriority w:val="63"/>
-    <w:rsid w:val="007A680F"/>
+    <w:rsid w:val="00FC6EFA"/>
     <w:pPr>
       <w:spacing w:after="0"/>
     </w:pPr>
@@ -50395,7 +51189,7 @@
     <w:name w:val="Medium Shading 1 Accent 4"/>
     <w:basedOn w:val="a3"/>
     <w:uiPriority w:val="63"/>
-    <w:rsid w:val="007A680F"/>
+    <w:rsid w:val="00FC6EFA"/>
     <w:pPr>
       <w:spacing w:after="0"/>
     </w:pPr>
@@ -50498,7 +51292,7 @@
     <w:name w:val="Medium Shading 1 Accent 5"/>
     <w:basedOn w:val="a3"/>
     <w:uiPriority w:val="63"/>
-    <w:rsid w:val="007A680F"/>
+    <w:rsid w:val="00FC6EFA"/>
     <w:pPr>
       <w:spacing w:after="0"/>
     </w:pPr>
@@ -50601,7 +51395,7 @@
     <w:name w:val="Medium Shading 1 Accent 6"/>
     <w:basedOn w:val="a3"/>
     <w:uiPriority w:val="63"/>
-    <w:rsid w:val="007A680F"/>
+    <w:rsid w:val="00FC6EFA"/>
     <w:pPr>
       <w:spacing w:after="0"/>
     </w:pPr>
@@ -50704,7 +51498,7 @@
     <w:name w:val="Medium Shading 2"/>
     <w:basedOn w:val="a3"/>
     <w:uiPriority w:val="64"/>
-    <w:rsid w:val="007A680F"/>
+    <w:rsid w:val="00FC6EFA"/>
     <w:pPr>
       <w:spacing w:after="0"/>
     </w:pPr>
@@ -50850,7 +51644,7 @@
     <w:name w:val="Medium Shading 2 Accent 1"/>
     <w:basedOn w:val="a3"/>
     <w:uiPriority w:val="64"/>
-    <w:rsid w:val="007A680F"/>
+    <w:rsid w:val="00FC6EFA"/>
     <w:pPr>
       <w:spacing w:after="0"/>
     </w:pPr>
@@ -50996,7 +51790,7 @@
     <w:name w:val="Medium Shading 2 Accent 2"/>
     <w:basedOn w:val="a3"/>
     <w:uiPriority w:val="64"/>
-    <w:rsid w:val="007A680F"/>
+    <w:rsid w:val="00FC6EFA"/>
     <w:pPr>
       <w:spacing w:after="0"/>
     </w:pPr>
@@ -51142,7 +51936,7 @@
     <w:name w:val="Medium Shading 2 Accent 3"/>
     <w:basedOn w:val="a3"/>
     <w:uiPriority w:val="64"/>
-    <w:rsid w:val="007A680F"/>
+    <w:rsid w:val="00FC6EFA"/>
     <w:pPr>
       <w:spacing w:after="0"/>
     </w:pPr>
@@ -51288,7 +52082,7 @@
     <w:name w:val="Medium Shading 2 Accent 4"/>
     <w:basedOn w:val="a3"/>
     <w:uiPriority w:val="64"/>
-    <w:rsid w:val="007A680F"/>
+    <w:rsid w:val="00FC6EFA"/>
     <w:pPr>
       <w:spacing w:after="0"/>
     </w:pPr>
@@ -51434,7 +52228,7 @@
     <w:name w:val="Medium Shading 2 Accent 5"/>
     <w:basedOn w:val="a3"/>
     <w:uiPriority w:val="64"/>
-    <w:rsid w:val="007A680F"/>
+    <w:rsid w:val="00FC6EFA"/>
     <w:pPr>
       <w:spacing w:after="0"/>
     </w:pPr>
@@ -51580,7 +52374,7 @@
     <w:name w:val="Medium Shading 2 Accent 6"/>
     <w:basedOn w:val="a3"/>
     <w:uiPriority w:val="64"/>
-    <w:rsid w:val="007A680F"/>
+    <w:rsid w:val="00FC6EFA"/>
     <w:pPr>
       <w:spacing w:after="0"/>
     </w:pPr>
@@ -51726,7 +52520,7 @@
     <w:name w:val="Medium List 1"/>
     <w:basedOn w:val="a3"/>
     <w:uiPriority w:val="65"/>
-    <w:rsid w:val="007A680F"/>
+    <w:rsid w:val="00FC6EFA"/>
     <w:pPr>
       <w:spacing w:after="0"/>
     </w:pPr>
@@ -51805,7 +52599,7 @@
     <w:name w:val="Medium List 1 Accent 1"/>
     <w:basedOn w:val="a3"/>
     <w:uiPriority w:val="65"/>
-    <w:rsid w:val="007A680F"/>
+    <w:rsid w:val="00FC6EFA"/>
     <w:pPr>
       <w:spacing w:after="0"/>
     </w:pPr>
@@ -51884,7 +52678,7 @@
     <w:name w:val="Medium List 1 Accent 2"/>
     <w:basedOn w:val="a3"/>
     <w:uiPriority w:val="65"/>
-    <w:rsid w:val="007A680F"/>
+    <w:rsid w:val="00FC6EFA"/>
     <w:pPr>
       <w:spacing w:after="0"/>
     </w:pPr>
@@ -51963,7 +52757,7 @@
     <w:name w:val="Medium List 1 Accent 3"/>
     <w:basedOn w:val="a3"/>
     <w:uiPriority w:val="65"/>
-    <w:rsid w:val="007A680F"/>
+    <w:rsid w:val="00FC6EFA"/>
     <w:pPr>
       <w:spacing w:after="0"/>
     </w:pPr>
@@ -52042,7 +52836,7 @@
     <w:name w:val="Medium List 1 Accent 4"/>
     <w:basedOn w:val="a3"/>
     <w:uiPriority w:val="65"/>
-    <w:rsid w:val="007A680F"/>
+    <w:rsid w:val="00FC6EFA"/>
     <w:pPr>
       <w:spacing w:after="0"/>
     </w:pPr>
@@ -52121,7 +52915,7 @@
     <w:name w:val="Medium List 1 Accent 5"/>
     <w:basedOn w:val="a3"/>
     <w:uiPriority w:val="65"/>
-    <w:rsid w:val="007A680F"/>
+    <w:rsid w:val="00FC6EFA"/>
     <w:pPr>
       <w:spacing w:after="0"/>
     </w:pPr>
@@ -52200,7 +52994,7 @@
     <w:name w:val="Medium List 1 Accent 6"/>
     <w:basedOn w:val="a3"/>
     <w:uiPriority w:val="65"/>
-    <w:rsid w:val="007A680F"/>
+    <w:rsid w:val="00FC6EFA"/>
     <w:pPr>
       <w:spacing w:after="0"/>
     </w:pPr>
@@ -52279,7 +53073,7 @@
     <w:name w:val="Medium List 2"/>
     <w:basedOn w:val="a3"/>
     <w:uiPriority w:val="66"/>
-    <w:rsid w:val="007A680F"/>
+    <w:rsid w:val="00FC6EFA"/>
     <w:pPr>
       <w:spacing w:after="0"/>
     </w:pPr>
@@ -52402,7 +53196,7 @@
     <w:name w:val="Medium List 2 Accent 1"/>
     <w:basedOn w:val="a3"/>
     <w:uiPriority w:val="66"/>
-    <w:rsid w:val="007A680F"/>
+    <w:rsid w:val="00FC6EFA"/>
     <w:pPr>
       <w:spacing w:after="0"/>
     </w:pPr>
@@ -52525,7 +53319,7 @@
     <w:name w:val="Medium List 2 Accent 2"/>
     <w:basedOn w:val="a3"/>
     <w:uiPriority w:val="66"/>
-    <w:rsid w:val="007A680F"/>
+    <w:rsid w:val="00FC6EFA"/>
     <w:pPr>
       <w:spacing w:after="0"/>
     </w:pPr>
@@ -52648,7 +53442,7 @@
     <w:name w:val="Medium List 2 Accent 3"/>
     <w:basedOn w:val="a3"/>
     <w:uiPriority w:val="66"/>
-    <w:rsid w:val="007A680F"/>
+    <w:rsid w:val="00FC6EFA"/>
     <w:pPr>
       <w:spacing w:after="0"/>
     </w:pPr>
@@ -52771,7 +53565,7 @@
     <w:name w:val="Medium List 2 Accent 4"/>
     <w:basedOn w:val="a3"/>
     <w:uiPriority w:val="66"/>
-    <w:rsid w:val="007A680F"/>
+    <w:rsid w:val="00FC6EFA"/>
     <w:pPr>
       <w:spacing w:after="0"/>
     </w:pPr>
@@ -52894,7 +53688,7 @@
     <w:name w:val="Medium List 2 Accent 5"/>
     <w:basedOn w:val="a3"/>
     <w:uiPriority w:val="66"/>
-    <w:rsid w:val="007A680F"/>
+    <w:rsid w:val="00FC6EFA"/>
     <w:pPr>
       <w:spacing w:after="0"/>
     </w:pPr>
@@ -53017,7 +53811,7 @@
     <w:name w:val="Medium List 2 Accent 6"/>
     <w:basedOn w:val="a3"/>
     <w:uiPriority w:val="66"/>
-    <w:rsid w:val="007A680F"/>
+    <w:rsid w:val="00FC6EFA"/>
     <w:pPr>
       <w:spacing w:after="0"/>
     </w:pPr>
@@ -53140,7 +53934,7 @@
     <w:name w:val="Medium Grid 1"/>
     <w:basedOn w:val="a3"/>
     <w:uiPriority w:val="67"/>
-    <w:rsid w:val="007A680F"/>
+    <w:rsid w:val="00FC6EFA"/>
     <w:pPr>
       <w:spacing w:after="0"/>
     </w:pPr>
@@ -53210,7 +54004,7 @@
     <w:name w:val="Medium Grid 1 Accent 1"/>
     <w:basedOn w:val="a3"/>
     <w:uiPriority w:val="67"/>
-    <w:rsid w:val="007A680F"/>
+    <w:rsid w:val="00FC6EFA"/>
     <w:pPr>
       <w:spacing w:after="0"/>
     </w:pPr>
@@ -53280,7 +54074,7 @@
     <w:name w:val="Medium Grid 1 Accent 2"/>
     <w:basedOn w:val="a3"/>
     <w:uiPriority w:val="67"/>
-    <w:rsid w:val="007A680F"/>
+    <w:rsid w:val="00FC6EFA"/>
     <w:pPr>
       <w:spacing w:after="0"/>
     </w:pPr>
@@ -53350,7 +54144,7 @@
     <w:name w:val="Medium Grid 1 Accent 3"/>
     <w:basedOn w:val="a3"/>
     <w:uiPriority w:val="67"/>
-    <w:rsid w:val="007A680F"/>
+    <w:rsid w:val="00FC6EFA"/>
     <w:pPr>
       <w:spacing w:after="0"/>
     </w:pPr>
@@ -53420,7 +54214,7 @@
     <w:name w:val="Medium Grid 1 Accent 4"/>
     <w:basedOn w:val="a3"/>
     <w:uiPriority w:val="67"/>
-    <w:rsid w:val="007A680F"/>
+    <w:rsid w:val="00FC6EFA"/>
     <w:pPr>
       <w:spacing w:after="0"/>
     </w:pPr>
@@ -53490,7 +54284,7 @@
     <w:name w:val="Medium Grid 1 Accent 5"/>
     <w:basedOn w:val="a3"/>
     <w:uiPriority w:val="67"/>
-    <w:rsid w:val="007A680F"/>
+    <w:rsid w:val="00FC6EFA"/>
     <w:pPr>
       <w:spacing w:after="0"/>
     </w:pPr>
@@ -53560,7 +54354,7 @@
     <w:name w:val="Medium Grid 1 Accent 6"/>
     <w:basedOn w:val="a3"/>
     <w:uiPriority w:val="67"/>
-    <w:rsid w:val="007A680F"/>
+    <w:rsid w:val="00FC6EFA"/>
     <w:pPr>
       <w:spacing w:after="0"/>
     </w:pPr>
@@ -53630,7 +54424,7 @@
     <w:name w:val="Medium Grid 2"/>
     <w:basedOn w:val="a3"/>
     <w:uiPriority w:val="68"/>
-    <w:rsid w:val="007A680F"/>
+    <w:rsid w:val="00FC6EFA"/>
     <w:pPr>
       <w:spacing w:after="0"/>
     </w:pPr>
@@ -53750,7 +54544,7 @@
     <w:name w:val="Medium Grid 2 Accent 1"/>
     <w:basedOn w:val="a3"/>
     <w:uiPriority w:val="68"/>
-    <w:rsid w:val="007A680F"/>
+    <w:rsid w:val="00FC6EFA"/>
     <w:pPr>
       <w:spacing w:after="0"/>
     </w:pPr>
@@ -53870,7 +54664,7 @@
     <w:name w:val="Medium Grid 2 Accent 2"/>
     <w:basedOn w:val="a3"/>
     <w:uiPriority w:val="68"/>
-    <w:rsid w:val="007A680F"/>
+    <w:rsid w:val="00FC6EFA"/>
     <w:pPr>
       <w:spacing w:after="0"/>
     </w:pPr>
@@ -53990,7 +54784,7 @@
     <w:name w:val="Medium Grid 2 Accent 3"/>
     <w:basedOn w:val="a3"/>
     <w:uiPriority w:val="68"/>
-    <w:rsid w:val="007A680F"/>
+    <w:rsid w:val="00FC6EFA"/>
     <w:pPr>
       <w:spacing w:after="0"/>
     </w:pPr>
@@ -54110,7 +54904,7 @@
     <w:name w:val="Medium Grid 2 Accent 4"/>
     <w:basedOn w:val="a3"/>
     <w:uiPriority w:val="68"/>
-    <w:rsid w:val="007A680F"/>
+    <w:rsid w:val="00FC6EFA"/>
     <w:pPr>
       <w:spacing w:after="0"/>
     </w:pPr>
@@ -54230,7 +55024,7 @@
     <w:name w:val="Medium Grid 2 Accent 5"/>
     <w:basedOn w:val="a3"/>
     <w:uiPriority w:val="68"/>
-    <w:rsid w:val="007A680F"/>
+    <w:rsid w:val="00FC6EFA"/>
     <w:pPr>
       <w:spacing w:after="0"/>
     </w:pPr>
@@ -54350,7 +55144,7 @@
     <w:name w:val="Medium Grid 2 Accent 6"/>
     <w:basedOn w:val="a3"/>
     <w:uiPriority w:val="68"/>
-    <w:rsid w:val="007A680F"/>
+    <w:rsid w:val="00FC6EFA"/>
     <w:pPr>
       <w:spacing w:after="0"/>
     </w:pPr>
@@ -54470,7 +55264,7 @@
     <w:name w:val="Medium Grid 3"/>
     <w:basedOn w:val="a3"/>
     <w:uiPriority w:val="69"/>
-    <w:rsid w:val="007A680F"/>
+    <w:rsid w:val="00FC6EFA"/>
     <w:pPr>
       <w:spacing w:after="0"/>
     </w:pPr>
@@ -54608,7 +55402,7 @@
     <w:name w:val="Medium Grid 3 Accent 1"/>
     <w:basedOn w:val="a3"/>
     <w:uiPriority w:val="69"/>
-    <w:rsid w:val="007A680F"/>
+    <w:rsid w:val="00FC6EFA"/>
     <w:pPr>
       <w:spacing w:after="0"/>
     </w:pPr>
@@ -54746,7 +55540,7 @@
     <w:name w:val="Medium Grid 3 Accent 2"/>
     <w:basedOn w:val="a3"/>
     <w:uiPriority w:val="69"/>
-    <w:rsid w:val="007A680F"/>
+    <w:rsid w:val="00FC6EFA"/>
     <w:pPr>
       <w:spacing w:after="0"/>
     </w:pPr>
@@ -54884,7 +55678,7 @@
     <w:name w:val="Medium Grid 3 Accent 3"/>
     <w:basedOn w:val="a3"/>
     <w:uiPriority w:val="69"/>
-    <w:rsid w:val="007A680F"/>
+    <w:rsid w:val="00FC6EFA"/>
     <w:pPr>
       <w:spacing w:after="0"/>
     </w:pPr>
@@ -55022,7 +55816,7 @@
     <w:name w:val="Medium Grid 3 Accent 4"/>
     <w:basedOn w:val="a3"/>
     <w:uiPriority w:val="69"/>
-    <w:rsid w:val="007A680F"/>
+    <w:rsid w:val="00FC6EFA"/>
     <w:pPr>
       <w:spacing w:after="0"/>
     </w:pPr>
@@ -55160,7 +55954,7 @@
     <w:name w:val="Medium Grid 3 Accent 5"/>
     <w:basedOn w:val="a3"/>
     <w:uiPriority w:val="69"/>
-    <w:rsid w:val="007A680F"/>
+    <w:rsid w:val="00FC6EFA"/>
     <w:pPr>
       <w:spacing w:after="0"/>
     </w:pPr>
@@ -55298,7 +56092,7 @@
     <w:name w:val="Medium Grid 3 Accent 6"/>
     <w:basedOn w:val="a3"/>
     <w:uiPriority w:val="69"/>
-    <w:rsid w:val="007A680F"/>
+    <w:rsid w:val="00FC6EFA"/>
     <w:pPr>
       <w:spacing w:after="0"/>
     </w:pPr>
@@ -55436,7 +56230,7 @@
     <w:name w:val="Dark List"/>
     <w:basedOn w:val="a3"/>
     <w:uiPriority w:val="70"/>
-    <w:rsid w:val="007A680F"/>
+    <w:rsid w:val="00FC6EFA"/>
     <w:pPr>
       <w:spacing w:after="0"/>
     </w:pPr>
@@ -55545,7 +56339,7 @@
     <w:name w:val="Dark List Accent 1"/>
     <w:basedOn w:val="a3"/>
     <w:uiPriority w:val="70"/>
-    <w:rsid w:val="007A680F"/>
+    <w:rsid w:val="00FC6EFA"/>
     <w:pPr>
       <w:spacing w:after="0"/>
     </w:pPr>
@@ -55654,7 +56448,7 @@
     <w:name w:val="Dark List Accent 2"/>
     <w:basedOn w:val="a3"/>
     <w:uiPriority w:val="70"/>
-    <w:rsid w:val="007A680F"/>
+    <w:rsid w:val="00FC6EFA"/>
     <w:pPr>
       <w:spacing w:after="0"/>
     </w:pPr>
@@ -55763,7 +56557,7 @@
     <w:name w:val="Dark List Accent 3"/>
     <w:basedOn w:val="a3"/>
     <w:uiPriority w:val="70"/>
-    <w:rsid w:val="007A680F"/>
+    <w:rsid w:val="00FC6EFA"/>
     <w:pPr>
       <w:spacing w:after="0"/>
     </w:pPr>
@@ -55872,7 +56666,7 @@
     <w:name w:val="Dark List Accent 4"/>
     <w:basedOn w:val="a3"/>
     <w:uiPriority w:val="70"/>
-    <w:rsid w:val="007A680F"/>
+    <w:rsid w:val="00FC6EFA"/>
     <w:pPr>
       <w:spacing w:after="0"/>
     </w:pPr>
@@ -55981,7 +56775,7 @@
     <w:name w:val="Dark List Accent 5"/>
     <w:basedOn w:val="a3"/>
     <w:uiPriority w:val="70"/>
-    <w:rsid w:val="007A680F"/>
+    <w:rsid w:val="00FC6EFA"/>
     <w:pPr>
       <w:spacing w:after="0"/>
     </w:pPr>
@@ -56090,7 +56884,7 @@
     <w:name w:val="Dark List Accent 6"/>
     <w:basedOn w:val="a3"/>
     <w:uiPriority w:val="70"/>
-    <w:rsid w:val="007A680F"/>
+    <w:rsid w:val="00FC6EFA"/>
     <w:pPr>
       <w:spacing w:after="0"/>
     </w:pPr>
@@ -56199,7 +56993,7 @@
     <w:name w:val="Colorful Shading"/>
     <w:basedOn w:val="a3"/>
     <w:uiPriority w:val="71"/>
-    <w:rsid w:val="007A680F"/>
+    <w:rsid w:val="00FC6EFA"/>
     <w:pPr>
       <w:spacing w:after="0"/>
     </w:pPr>
@@ -56316,7 +57110,7 @@
     <w:name w:val="Colorful Shading Accent 1"/>
     <w:basedOn w:val="a3"/>
     <w:uiPriority w:val="71"/>
-    <w:rsid w:val="007A680F"/>
+    <w:rsid w:val="00FC6EFA"/>
     <w:pPr>
       <w:spacing w:after="0"/>
     </w:pPr>
@@ -56433,7 +57227,7 @@
     <w:name w:val="Colorful Shading Accent 2"/>
     <w:basedOn w:val="a3"/>
     <w:uiPriority w:val="71"/>
-    <w:rsid w:val="007A680F"/>
+    <w:rsid w:val="00FC6EFA"/>
     <w:pPr>
       <w:spacing w:after="0"/>
     </w:pPr>
@@ -56550,7 +57344,7 @@
     <w:name w:val="Colorful Shading Accent 3"/>
     <w:basedOn w:val="a3"/>
     <w:uiPriority w:val="71"/>
-    <w:rsid w:val="007A680F"/>
+    <w:rsid w:val="00FC6EFA"/>
     <w:pPr>
       <w:spacing w:after="0"/>
     </w:pPr>
@@ -56657,7 +57451,7 @@
     <w:name w:val="Colorful Shading Accent 4"/>
     <w:basedOn w:val="a3"/>
     <w:uiPriority w:val="71"/>
-    <w:rsid w:val="007A680F"/>
+    <w:rsid w:val="00FC6EFA"/>
     <w:pPr>
       <w:spacing w:after="0"/>
     </w:pPr>
@@ -56774,7 +57568,7 @@
     <w:name w:val="Colorful Shading Accent 5"/>
     <w:basedOn w:val="a3"/>
     <w:uiPriority w:val="71"/>
-    <w:rsid w:val="007A680F"/>
+    <w:rsid w:val="00FC6EFA"/>
     <w:pPr>
       <w:spacing w:after="0"/>
     </w:pPr>
@@ -56891,7 +57685,7 @@
     <w:name w:val="Colorful Shading Accent 6"/>
     <w:basedOn w:val="a3"/>
     <w:uiPriority w:val="71"/>
-    <w:rsid w:val="007A680F"/>
+    <w:rsid w:val="00FC6EFA"/>
     <w:pPr>
       <w:spacing w:after="0"/>
     </w:pPr>
@@ -57008,7 +57802,7 @@
     <w:name w:val="Colorful List"/>
     <w:basedOn w:val="a3"/>
     <w:uiPriority w:val="72"/>
-    <w:rsid w:val="007A680F"/>
+    <w:rsid w:val="00FC6EFA"/>
     <w:pPr>
       <w:spacing w:after="0"/>
     </w:pPr>
@@ -57089,7 +57883,7 @@
     <w:name w:val="Colorful List Accent 1"/>
     <w:basedOn w:val="a3"/>
     <w:uiPriority w:val="72"/>
-    <w:rsid w:val="007A680F"/>
+    <w:rsid w:val="00FC6EFA"/>
     <w:pPr>
       <w:spacing w:after="0"/>
     </w:pPr>
@@ -57170,7 +57964,7 @@
     <w:name w:val="Colorful List Accent 2"/>
     <w:basedOn w:val="a3"/>
     <w:uiPriority w:val="72"/>
-    <w:rsid w:val="007A680F"/>
+    <w:rsid w:val="00FC6EFA"/>
     <w:pPr>
       <w:spacing w:after="0"/>
     </w:pPr>
@@ -57251,7 +58045,7 @@
     <w:name w:val="Colorful List Accent 3"/>
     <w:basedOn w:val="a3"/>
     <w:uiPriority w:val="72"/>
-    <w:rsid w:val="007A680F"/>
+    <w:rsid w:val="00FC6EFA"/>
     <w:pPr>
       <w:spacing w:after="0"/>
     </w:pPr>
@@ -57332,7 +58126,7 @@
     <w:name w:val="Colorful List Accent 4"/>
     <w:basedOn w:val="a3"/>
     <w:uiPriority w:val="72"/>
-    <w:rsid w:val="007A680F"/>
+    <w:rsid w:val="00FC6EFA"/>
     <w:pPr>
       <w:spacing w:after="0"/>
     </w:pPr>
@@ -57413,7 +58207,7 @@
     <w:name w:val="Colorful List Accent 5"/>
     <w:basedOn w:val="a3"/>
     <w:uiPriority w:val="72"/>
-    <w:rsid w:val="007A680F"/>
+    <w:rsid w:val="00FC6EFA"/>
     <w:pPr>
       <w:spacing w:after="0"/>
     </w:pPr>
@@ -57494,7 +58288,7 @@
     <w:name w:val="Colorful List Accent 6"/>
     <w:basedOn w:val="a3"/>
     <w:uiPriority w:val="72"/>
-    <w:rsid w:val="007A680F"/>
+    <w:rsid w:val="00FC6EFA"/>
     <w:pPr>
       <w:spacing w:after="0"/>
     </w:pPr>
@@ -57575,7 +58369,7 @@
     <w:name w:val="Colorful Grid"/>
     <w:basedOn w:val="a3"/>
     <w:uiPriority w:val="73"/>
-    <w:rsid w:val="007A680F"/>
+    <w:rsid w:val="00FC6EFA"/>
     <w:pPr>
       <w:spacing w:after="0"/>
     </w:pPr>
@@ -57650,7 +58444,7 @@
     <w:name w:val="Colorful Grid Accent 1"/>
     <w:basedOn w:val="a3"/>
     <w:uiPriority w:val="73"/>
-    <w:rsid w:val="007A680F"/>
+    <w:rsid w:val="00FC6EFA"/>
     <w:pPr>
       <w:spacing w:after="0"/>
     </w:pPr>
@@ -57725,7 +58519,7 @@
     <w:name w:val="Colorful Grid Accent 2"/>
     <w:basedOn w:val="a3"/>
     <w:uiPriority w:val="73"/>
-    <w:rsid w:val="007A680F"/>
+    <w:rsid w:val="00FC6EFA"/>
     <w:pPr>
       <w:spacing w:after="0"/>
     </w:pPr>
@@ -57800,7 +58594,7 @@
     <w:name w:val="Colorful Grid Accent 3"/>
     <w:basedOn w:val="a3"/>
     <w:uiPriority w:val="73"/>
-    <w:rsid w:val="007A680F"/>
+    <w:rsid w:val="00FC6EFA"/>
     <w:pPr>
       <w:spacing w:after="0"/>
     </w:pPr>
@@ -57875,7 +58669,7 @@
     <w:name w:val="Colorful Grid Accent 4"/>
     <w:basedOn w:val="a3"/>
     <w:uiPriority w:val="73"/>
-    <w:rsid w:val="007A680F"/>
+    <w:rsid w:val="00FC6EFA"/>
     <w:pPr>
       <w:spacing w:after="0"/>
     </w:pPr>
@@ -57950,7 +58744,7 @@
     <w:name w:val="Colorful Grid Accent 5"/>
     <w:basedOn w:val="a3"/>
     <w:uiPriority w:val="73"/>
-    <w:rsid w:val="007A680F"/>
+    <w:rsid w:val="00FC6EFA"/>
     <w:pPr>
       <w:spacing w:after="0"/>
     </w:pPr>
@@ -58025,7 +58819,7 @@
     <w:name w:val="Colorful Grid Accent 6"/>
     <w:basedOn w:val="a3"/>
     <w:uiPriority w:val="73"/>
-    <w:rsid w:val="007A680F"/>
+    <w:rsid w:val="00FC6EFA"/>
     <w:pPr>
       <w:spacing w:after="0"/>
     </w:pPr>
@@ -58101,7 +58895,7 @@
     <w:basedOn w:val="4"/>
     <w:next w:val="wc1"/>
     <w:qFormat/>
-    <w:rsid w:val="007A680F"/>
+    <w:rsid w:val="00FC6EFA"/>
     <w:pPr>
       <w:spacing w:line="360" w:lineRule="auto"/>
     </w:pPr>
@@ -58115,7 +58909,7 @@
     <w:basedOn w:val="5"/>
     <w:next w:val="wc1"/>
     <w:qFormat/>
-    <w:rsid w:val="007A680F"/>
+    <w:rsid w:val="00FC6EFA"/>
     <w:pPr>
       <w:spacing w:line="360" w:lineRule="auto"/>
     </w:pPr>
